--- a/reports/energy-analysis-report.docx
+++ b/reports/energy-analysis-report.docx
@@ -86,16 +86,14 @@
           <w:rFonts w:ascii="Calibri" w:hAnsi="Calibri" w:cs="Calibri"/>
           <w:sz w:val="24"/>
           <w:szCs w:val="24"/>
-          <w:lang w:val="en-US"/>
-        </w:rPr>
-        <w:t>In recent years, Canadians have faced increasing pressure to reduce emissions and transition toward cleaner energy sources. Renewable energy refers to power generated from natural sources that replenish faster than they are consumed, such as wind, solar, and hydro. Non</w:t>
+        </w:rPr>
+        <w:t>This report examines long</w:t>
       </w:r>
       <w:r>
         <w:rPr>
           <w:rFonts w:ascii="Cambria Math" w:hAnsi="Cambria Math" w:cs="Cambria Math"/>
           <w:sz w:val="24"/>
           <w:szCs w:val="24"/>
-          <w:lang w:val="en-US"/>
         </w:rPr>
         <w:t>‑</w:t>
       </w:r>
@@ -104,99 +102,90 @@
           <w:rFonts w:ascii="Calibri" w:hAnsi="Calibri" w:cs="Calibri"/>
           <w:sz w:val="24"/>
           <w:szCs w:val="24"/>
-          <w:lang w:val="en-US"/>
-        </w:rPr>
-        <w:t>renewable energy lacks this characteristic, making it unsustainable in the long term.</w:t>
+        </w:rPr>
+        <w:t>term trends in Canadian electricity generation from 2005 to 2016, comparing renewable and non</w:t>
+      </w:r>
+      <w:r>
+        <w:rPr>
+          <w:rFonts w:ascii="Cambria Math" w:hAnsi="Cambria Math" w:cs="Cambria Math"/>
+          <w:sz w:val="24"/>
+          <w:szCs w:val="24"/>
+        </w:rPr>
+        <w:t>‑</w:t>
+      </w:r>
+      <w:r>
+        <w:rPr>
+          <w:rFonts w:ascii="Calibri" w:hAnsi="Calibri" w:cs="Calibri"/>
+          <w:sz w:val="24"/>
+          <w:szCs w:val="24"/>
+        </w:rPr>
+        <w:t>renewable energy sources. The goal of the analysis is to quantify how production levels have changed over time, evaluate differences in variability between the two categories, and determine whether meaningful shifts occurred across two distinct periods: 2005–2010 and 2011–2016. As stated in the original document, the study “provides a comprehensive view of how Canada’s energy landscape evolved during a decade marked by technological growth and increasing emphasis on sustainability” . Using statistical modeling, hypothesis testing, and visualization, the analysis highlights how Canada’s energy mix has shifted toward cleaner sources</w:t>
+      </w:r>
+      <w:r>
+        <w:rPr>
+          <w:rFonts w:ascii="Calibri" w:hAnsi="Calibri" w:cs="Calibri"/>
+          <w:sz w:val="24"/>
+          <w:szCs w:val="24"/>
+          <w:lang w:val="en-US"/>
+        </w:rPr>
+        <w:t>.</w:t>
       </w:r>
     </w:p>
     <w:p>
       <w:pPr>
-        <w:spacing w:line="360" w:lineRule="auto"/>
-        <w:rPr>
-          <w:rFonts w:ascii="Calibri" w:hAnsi="Calibri" w:cs="Calibri"/>
-          <w:sz w:val="24"/>
-          <w:szCs w:val="24"/>
-          <w:lang w:val="en-US"/>
-        </w:rPr>
-      </w:pPr>
-      <w:r>
-        <w:rPr>
-          <w:rFonts w:ascii="Calibri" w:hAnsi="Calibri" w:cs="Calibri"/>
-          <w:sz w:val="24"/>
-          <w:szCs w:val="24"/>
-          <w:lang w:val="en-US"/>
-        </w:rPr>
-        <w:t>This report analyzes how electricity generation from renewable and non</w:t>
-      </w:r>
-      <w:r>
-        <w:rPr>
-          <w:rFonts w:ascii="Cambria Math" w:hAnsi="Cambria Math" w:cs="Cambria Math"/>
-          <w:sz w:val="24"/>
-          <w:szCs w:val="24"/>
-          <w:lang w:val="en-US"/>
-        </w:rPr>
-        <w:t>‑</w:t>
-      </w:r>
-      <w:r>
-        <w:rPr>
-          <w:rFonts w:ascii="Calibri" w:hAnsi="Calibri" w:cs="Calibri"/>
-          <w:sz w:val="24"/>
-          <w:szCs w:val="24"/>
-          <w:lang w:val="en-US"/>
-        </w:rPr>
-        <w:t>renewable sources changed in Canada between 2005 and 2016. The goal is to:</w:t>
+        <w:pStyle w:val="Heading1"/>
+        <w:spacing w:before="0" w:line="360" w:lineRule="auto"/>
+        <w:rPr>
+          <w:rFonts w:ascii="Calibri" w:hAnsi="Calibri" w:cs="Calibri"/>
+          <w:lang w:val="en-US"/>
+        </w:rPr>
+      </w:pPr>
+      <w:r>
+        <w:rPr>
+          <w:rFonts w:ascii="Calibri" w:hAnsi="Calibri" w:cs="Calibri"/>
+          <w:lang w:val="en-US"/>
+        </w:rPr>
+        <w:t>Data Description &amp; Preparation</w:t>
       </w:r>
     </w:p>
     <w:p>
       <w:pPr>
-        <w:pStyle w:val="ListParagraph"/>
-        <w:numPr>
-          <w:ilvl w:val="0"/>
-          <w:numId w:val="3"/>
-        </w:numPr>
         <w:spacing w:line="360" w:lineRule="auto"/>
         <w:rPr>
           <w:rFonts w:ascii="Calibri" w:hAnsi="Calibri" w:cs="Calibri"/>
           <w:sz w:val="24"/>
           <w:szCs w:val="24"/>
-          <w:lang w:val="en-US"/>
-        </w:rPr>
-      </w:pPr>
-      <w:r>
-        <w:rPr>
-          <w:rFonts w:ascii="Calibri" w:hAnsi="Calibri" w:cs="Calibri"/>
-          <w:sz w:val="24"/>
-          <w:szCs w:val="24"/>
-          <w:lang w:val="en-US"/>
-        </w:rPr>
-        <w:t>evaluate long</w:t>
-      </w:r>
-      <w:r>
-        <w:rPr>
-          <w:rFonts w:ascii="Cambria Math" w:hAnsi="Cambria Math" w:cs="Cambria Math"/>
-          <w:sz w:val="24"/>
-          <w:szCs w:val="24"/>
-          <w:lang w:val="en-US"/>
-        </w:rPr>
-        <w:t>‑</w:t>
-      </w:r>
-      <w:r>
-        <w:rPr>
-          <w:rFonts w:ascii="Calibri" w:hAnsi="Calibri" w:cs="Calibri"/>
-          <w:sz w:val="24"/>
-          <w:szCs w:val="24"/>
-          <w:lang w:val="en-US"/>
-        </w:rPr>
-        <w:t>term trends</w:t>
+        </w:rPr>
+      </w:pPr>
+      <w:r>
+        <w:rPr>
+          <w:rFonts w:ascii="Calibri" w:hAnsi="Calibri" w:cs="Calibri"/>
+          <w:sz w:val="24"/>
+          <w:szCs w:val="24"/>
+        </w:rPr>
+        <w:t>The dataset used in this analysis was obtained from the Government of Canada Open Data Portal and contains annual electricity generation values measured in gigawatt</w:t>
+      </w:r>
+      <w:r>
+        <w:rPr>
+          <w:rFonts w:ascii="Calibri" w:hAnsi="Calibri" w:cs="Calibri"/>
+          <w:sz w:val="24"/>
+          <w:szCs w:val="24"/>
+        </w:rPr>
+        <w:noBreakHyphen/>
+        <w:t>hours (GWh). Each record includes the energy source, region, and year. Only national</w:t>
+      </w:r>
+      <w:r>
+        <w:rPr>
+          <w:rFonts w:ascii="Calibri" w:hAnsi="Calibri" w:cs="Calibri"/>
+          <w:sz w:val="24"/>
+          <w:szCs w:val="24"/>
+        </w:rPr>
+        <w:noBreakHyphen/>
+        <w:t>level data for Canada were included in this study.</w:t>
       </w:r>
     </w:p>
     <w:p>
       <w:pPr>
-        <w:pStyle w:val="ListParagraph"/>
-        <w:numPr>
-          <w:ilvl w:val="0"/>
-          <w:numId w:val="3"/>
-        </w:numPr>
         <w:spacing w:line="360" w:lineRule="auto"/>
         <w:rPr>
           <w:rFonts w:ascii="Calibri" w:hAnsi="Calibri" w:cs="Calibri"/>
@@ -205,348 +194,13 @@
           <w:lang w:val="en-US"/>
         </w:rPr>
       </w:pPr>
-      <w:proofErr w:type="gramStart"/>
-      <w:r>
-        <w:rPr>
-          <w:rFonts w:ascii="Calibri" w:hAnsi="Calibri" w:cs="Calibri"/>
-          <w:sz w:val="24"/>
-          <w:szCs w:val="24"/>
-          <w:lang w:val="en-US"/>
-        </w:rPr>
-        <w:t>compare</w:t>
-      </w:r>
-      <w:proofErr w:type="gramEnd"/>
-      <w:r>
-        <w:rPr>
-          <w:rFonts w:ascii="Calibri" w:hAnsi="Calibri" w:cs="Calibri"/>
-          <w:sz w:val="24"/>
-          <w:szCs w:val="24"/>
-          <w:lang w:val="en-US"/>
-        </w:rPr>
-        <w:t xml:space="preserve"> variability between energy types</w:t>
-      </w:r>
-    </w:p>
-    <w:p>
-      <w:pPr>
-        <w:pStyle w:val="ListParagraph"/>
-        <w:numPr>
-          <w:ilvl w:val="0"/>
-          <w:numId w:val="3"/>
-        </w:numPr>
-        <w:spacing w:line="360" w:lineRule="auto"/>
-        <w:rPr>
-          <w:rFonts w:ascii="Calibri" w:hAnsi="Calibri" w:cs="Calibri"/>
-          <w:sz w:val="24"/>
-          <w:szCs w:val="24"/>
-          <w:lang w:val="en-US"/>
-        </w:rPr>
-      </w:pPr>
-      <w:r>
-        <w:rPr>
-          <w:rFonts w:ascii="Calibri" w:hAnsi="Calibri" w:cs="Calibri"/>
-          <w:sz w:val="24"/>
-          <w:szCs w:val="24"/>
-          <w:lang w:val="en-US"/>
-        </w:rPr>
-        <w:t>determine whether production shifted across two time periods</w:t>
-      </w:r>
-    </w:p>
-    <w:p>
-      <w:pPr>
-        <w:pStyle w:val="ListParagraph"/>
-        <w:numPr>
-          <w:ilvl w:val="0"/>
-          <w:numId w:val="3"/>
-        </w:numPr>
-        <w:spacing w:line="360" w:lineRule="auto"/>
-        <w:rPr>
-          <w:rFonts w:ascii="Calibri" w:hAnsi="Calibri" w:cs="Calibri"/>
-          <w:sz w:val="24"/>
-          <w:szCs w:val="24"/>
-          <w:lang w:val="en-US"/>
-        </w:rPr>
-      </w:pPr>
-      <w:r>
-        <w:rPr>
-          <w:rFonts w:ascii="Calibri" w:hAnsi="Calibri" w:cs="Calibri"/>
-          <w:sz w:val="24"/>
-          <w:szCs w:val="24"/>
-          <w:lang w:val="en-US"/>
-        </w:rPr>
-        <w:t>assess whether renewable and non</w:t>
-      </w:r>
-      <w:r>
-        <w:rPr>
-          <w:rFonts w:ascii="Cambria Math" w:hAnsi="Cambria Math" w:cs="Cambria Math"/>
-          <w:sz w:val="24"/>
-          <w:szCs w:val="24"/>
-          <w:lang w:val="en-US"/>
-        </w:rPr>
-        <w:t>‑</w:t>
-      </w:r>
-      <w:r>
-        <w:rPr>
-          <w:rFonts w:ascii="Calibri" w:hAnsi="Calibri" w:cs="Calibri"/>
-          <w:sz w:val="24"/>
-          <w:szCs w:val="24"/>
-          <w:lang w:val="en-US"/>
-        </w:rPr>
-        <w:t>renewable means differ significantly</w:t>
-      </w:r>
-    </w:p>
-    <w:p>
-      <w:pPr>
-        <w:spacing w:line="360" w:lineRule="auto"/>
-        <w:rPr>
-          <w:rFonts w:ascii="Calibri" w:hAnsi="Calibri" w:cs="Calibri"/>
-          <w:sz w:val="24"/>
-          <w:szCs w:val="24"/>
-          <w:lang w:val="en-US"/>
-        </w:rPr>
-      </w:pPr>
-      <w:r>
-        <w:rPr>
-          <w:rFonts w:ascii="Calibri" w:hAnsi="Calibri" w:cs="Calibri"/>
-          <w:sz w:val="24"/>
-          <w:szCs w:val="24"/>
-          <w:lang w:val="en-US"/>
-        </w:rPr>
-        <w:t>These findings are relevant to citizens, journalists, and policymakers interested in understanding how government policies, technological advancements, and environmental conditions influenced national energy production during this period</w:t>
-      </w:r>
-      <w:r>
-        <w:rPr>
-          <w:rFonts w:ascii="Calibri" w:hAnsi="Calibri" w:cs="Calibri"/>
-          <w:sz w:val="24"/>
-          <w:szCs w:val="24"/>
-          <w:lang w:val="en-US"/>
-        </w:rPr>
-        <w:t>.</w:t>
-      </w:r>
-    </w:p>
-    <w:p>
-      <w:pPr>
-        <w:pStyle w:val="Heading1"/>
-        <w:spacing w:before="0" w:line="360" w:lineRule="auto"/>
-        <w:rPr>
-          <w:rFonts w:ascii="Calibri" w:hAnsi="Calibri" w:cs="Calibri"/>
-          <w:lang w:val="en-US"/>
-        </w:rPr>
-      </w:pPr>
-      <w:r>
-        <w:rPr>
-          <w:rFonts w:ascii="Calibri" w:hAnsi="Calibri" w:cs="Calibri"/>
-          <w:lang w:val="en-US"/>
-        </w:rPr>
-        <w:t>Data Description &amp; Preparation</w:t>
-      </w:r>
-    </w:p>
-    <w:p>
-      <w:pPr>
-        <w:spacing w:line="360" w:lineRule="auto"/>
-        <w:rPr>
-          <w:rFonts w:ascii="Calibri" w:hAnsi="Calibri" w:cs="Calibri"/>
-          <w:sz w:val="24"/>
-          <w:szCs w:val="24"/>
-          <w:lang w:val="en-US"/>
-        </w:rPr>
-      </w:pPr>
-      <w:r>
-        <w:rPr>
-          <w:rFonts w:ascii="Calibri" w:hAnsi="Calibri" w:cs="Calibri"/>
-          <w:sz w:val="24"/>
-          <w:szCs w:val="24"/>
-          <w:lang w:val="en-US"/>
-        </w:rPr>
-        <w:t xml:space="preserve">The dataset used in this analysis was obtained from the Government of Canada’s Open Data Portal in CSV format. It includes the following variables: </w:t>
-      </w:r>
-    </w:p>
-    <w:p>
-      <w:pPr>
-        <w:pStyle w:val="ListParagraph"/>
-        <w:numPr>
-          <w:ilvl w:val="0"/>
-          <w:numId w:val="4"/>
-        </w:numPr>
-        <w:spacing w:line="360" w:lineRule="auto"/>
-        <w:rPr>
-          <w:rFonts w:ascii="Calibri" w:hAnsi="Calibri" w:cs="Calibri"/>
-          <w:sz w:val="24"/>
-          <w:szCs w:val="24"/>
-          <w:lang w:val="en-US"/>
-        </w:rPr>
-      </w:pPr>
-      <w:r>
-        <w:rPr>
-          <w:rFonts w:ascii="Calibri" w:hAnsi="Calibri" w:cs="Calibri"/>
-          <w:sz w:val="24"/>
-          <w:szCs w:val="24"/>
-          <w:lang w:val="en-US"/>
-        </w:rPr>
-        <w:t>Region</w:t>
-      </w:r>
-    </w:p>
-    <w:p>
-      <w:pPr>
-        <w:pStyle w:val="ListParagraph"/>
-        <w:numPr>
-          <w:ilvl w:val="0"/>
-          <w:numId w:val="4"/>
-        </w:numPr>
-        <w:spacing w:line="360" w:lineRule="auto"/>
-        <w:rPr>
-          <w:rFonts w:ascii="Calibri" w:hAnsi="Calibri" w:cs="Calibri"/>
-          <w:sz w:val="24"/>
-          <w:szCs w:val="24"/>
-          <w:lang w:val="en-US"/>
-        </w:rPr>
-      </w:pPr>
-      <w:r>
-        <w:rPr>
-          <w:rFonts w:ascii="Calibri" w:hAnsi="Calibri" w:cs="Calibri"/>
-          <w:sz w:val="24"/>
-          <w:szCs w:val="24"/>
-          <w:lang w:val="en-US"/>
-        </w:rPr>
-        <w:t>Source</w:t>
-      </w:r>
-      <w:r>
-        <w:rPr>
-          <w:rFonts w:ascii="Calibri" w:hAnsi="Calibri" w:cs="Calibri"/>
-          <w:sz w:val="24"/>
-          <w:szCs w:val="24"/>
-          <w:lang w:val="en-US"/>
-        </w:rPr>
-        <w:t xml:space="preserve"> </w:t>
-      </w:r>
-      <w:r>
-        <w:rPr>
-          <w:rFonts w:ascii="Calibri" w:hAnsi="Calibri" w:cs="Calibri"/>
-          <w:sz w:val="24"/>
-          <w:szCs w:val="24"/>
-        </w:rPr>
-        <w:t>(Hydro, Wind, Biomass, Solar, Nuclear, Coal, Natural Gas, Oil &amp; Diesel)</w:t>
-      </w:r>
-    </w:p>
-    <w:p>
-      <w:pPr>
-        <w:pStyle w:val="ListParagraph"/>
-        <w:numPr>
-          <w:ilvl w:val="0"/>
-          <w:numId w:val="4"/>
-        </w:numPr>
-        <w:spacing w:line="360" w:lineRule="auto"/>
-        <w:rPr>
-          <w:rFonts w:ascii="Calibri" w:hAnsi="Calibri" w:cs="Calibri"/>
-          <w:sz w:val="24"/>
-          <w:szCs w:val="24"/>
-          <w:lang w:val="en-US"/>
-        </w:rPr>
-      </w:pPr>
-      <w:r>
-        <w:rPr>
-          <w:rFonts w:ascii="Calibri" w:hAnsi="Calibri" w:cs="Calibri"/>
-          <w:sz w:val="24"/>
-          <w:szCs w:val="24"/>
-          <w:lang w:val="en-US"/>
-        </w:rPr>
-        <w:t>Year</w:t>
-      </w:r>
-      <w:r>
-        <w:rPr>
-          <w:rFonts w:ascii="Calibri" w:hAnsi="Calibri" w:cs="Calibri"/>
-          <w:sz w:val="24"/>
-          <w:szCs w:val="24"/>
-          <w:lang w:val="en-US"/>
-        </w:rPr>
-        <w:t xml:space="preserve"> (2005-2016)</w:t>
-      </w:r>
-      <w:r>
-        <w:rPr>
-          <w:rFonts w:ascii="Calibri" w:hAnsi="Calibri" w:cs="Calibri"/>
-          <w:sz w:val="24"/>
-          <w:szCs w:val="24"/>
-          <w:lang w:val="en-US"/>
-        </w:rPr>
-        <w:t xml:space="preserve"> </w:t>
-      </w:r>
-    </w:p>
-    <w:p>
-      <w:pPr>
-        <w:pStyle w:val="ListParagraph"/>
-        <w:numPr>
-          <w:ilvl w:val="0"/>
-          <w:numId w:val="4"/>
-        </w:numPr>
-        <w:spacing w:line="360" w:lineRule="auto"/>
-        <w:rPr>
-          <w:rFonts w:ascii="Calibri" w:hAnsi="Calibri" w:cs="Calibri"/>
-          <w:sz w:val="24"/>
-          <w:szCs w:val="24"/>
-          <w:lang w:val="en-US"/>
-        </w:rPr>
-      </w:pPr>
-      <w:r>
-        <w:rPr>
-          <w:rFonts w:ascii="Calibri" w:hAnsi="Calibri" w:cs="Calibri"/>
-          <w:sz w:val="24"/>
-          <w:szCs w:val="24"/>
-          <w:lang w:val="en-US"/>
-        </w:rPr>
-        <w:t>Data (energy generated in GWh)</w:t>
-      </w:r>
-    </w:p>
-    <w:p>
-      <w:pPr>
-        <w:pStyle w:val="ListParagraph"/>
-        <w:numPr>
-          <w:ilvl w:val="0"/>
-          <w:numId w:val="4"/>
-        </w:numPr>
-        <w:spacing w:line="360" w:lineRule="auto"/>
-        <w:rPr>
-          <w:rFonts w:ascii="Calibri" w:hAnsi="Calibri" w:cs="Calibri"/>
-          <w:sz w:val="24"/>
-          <w:szCs w:val="24"/>
-          <w:lang w:val="en-US"/>
-        </w:rPr>
-      </w:pPr>
-      <w:r>
-        <w:rPr>
-          <w:rFonts w:ascii="Calibri" w:hAnsi="Calibri" w:cs="Calibri"/>
-          <w:sz w:val="24"/>
-          <w:szCs w:val="24"/>
-          <w:lang w:val="en-US"/>
-        </w:rPr>
-        <w:t>Unit</w:t>
-      </w:r>
-      <w:r>
-        <w:rPr>
-          <w:rFonts w:ascii="Calibri" w:hAnsi="Calibri" w:cs="Calibri"/>
-          <w:sz w:val="24"/>
-          <w:szCs w:val="24"/>
-          <w:lang w:val="en-US"/>
-        </w:rPr>
-        <w:t xml:space="preserve"> (GWh)</w:t>
-      </w:r>
-    </w:p>
-    <w:p>
-      <w:pPr>
-        <w:spacing w:line="360" w:lineRule="auto"/>
-        <w:rPr>
-          <w:rFonts w:ascii="Calibri" w:hAnsi="Calibri" w:cs="Calibri"/>
-          <w:sz w:val="24"/>
-          <w:szCs w:val="24"/>
-          <w:lang w:val="en-US"/>
-        </w:rPr>
-      </w:pPr>
-      <w:r>
-        <w:rPr>
-          <w:rFonts w:ascii="Calibri" w:hAnsi="Calibri" w:cs="Calibri"/>
-          <w:sz w:val="24"/>
-          <w:szCs w:val="24"/>
-          <w:lang w:val="en-US"/>
-        </w:rPr>
-        <w:lastRenderedPageBreak/>
+      <w:r>
+        <w:rPr>
+          <w:rFonts w:ascii="Calibri" w:hAnsi="Calibri" w:cs="Calibri"/>
+          <w:sz w:val="24"/>
+          <w:szCs w:val="24"/>
+          <w:lang w:val="en-US"/>
+        </w:rPr>
         <w:t>To focus on national trends, the dataset was filtered to include only the Canada region.</w:t>
       </w:r>
       <w:r>
@@ -686,199 +340,26 @@
           <w:rFonts w:ascii="Calibri" w:hAnsi="Calibri" w:cs="Calibri"/>
           <w:sz w:val="24"/>
           <w:szCs w:val="24"/>
-          <w:lang w:val="en-US"/>
-        </w:rPr>
-        <w:t>Annual totals were calculated for each category, producing two summary datasets:</w:t>
-      </w:r>
-    </w:p>
-    <w:p>
-      <w:pPr>
-        <w:pStyle w:val="ListParagraph"/>
-        <w:numPr>
-          <w:ilvl w:val="0"/>
-          <w:numId w:val="5"/>
-        </w:numPr>
-        <w:spacing w:line="360" w:lineRule="auto"/>
-        <w:rPr>
-          <w:rFonts w:ascii="Calibri" w:hAnsi="Calibri" w:cs="Calibri"/>
-          <w:sz w:val="24"/>
-          <w:szCs w:val="24"/>
-          <w:lang w:val="en-US"/>
-        </w:rPr>
-      </w:pPr>
-      <w:proofErr w:type="spellStart"/>
-      <w:r>
-        <w:rPr>
-          <w:rFonts w:ascii="Calibri" w:hAnsi="Calibri" w:cs="Calibri"/>
-          <w:b/>
-          <w:bCs/>
-          <w:sz w:val="24"/>
-          <w:szCs w:val="24"/>
-          <w:lang w:val="en-US"/>
-        </w:rPr>
-        <w:t>renewYearly</w:t>
-      </w:r>
-      <w:proofErr w:type="spellEnd"/>
-      <w:r>
-        <w:rPr>
-          <w:rFonts w:ascii="Calibri" w:hAnsi="Calibri" w:cs="Calibri"/>
-          <w:b/>
-          <w:bCs/>
-          <w:sz w:val="24"/>
-          <w:szCs w:val="24"/>
-          <w:lang w:val="en-US"/>
-        </w:rPr>
-        <w:t>:</w:t>
-      </w:r>
-      <w:r>
-        <w:rPr>
-          <w:rFonts w:ascii="Calibri" w:hAnsi="Calibri" w:cs="Calibri"/>
-          <w:sz w:val="24"/>
-          <w:szCs w:val="24"/>
-          <w:lang w:val="en-US"/>
-        </w:rPr>
-        <w:t xml:space="preserve"> total renewable energy per year</w:t>
-      </w:r>
-    </w:p>
-    <w:p>
-      <w:pPr>
-        <w:pStyle w:val="ListParagraph"/>
-        <w:numPr>
-          <w:ilvl w:val="0"/>
-          <w:numId w:val="5"/>
-        </w:numPr>
-        <w:spacing w:line="360" w:lineRule="auto"/>
-        <w:rPr>
-          <w:rFonts w:ascii="Calibri" w:hAnsi="Calibri" w:cs="Calibri"/>
-          <w:sz w:val="24"/>
-          <w:szCs w:val="24"/>
-          <w:lang w:val="en-US"/>
-        </w:rPr>
-      </w:pPr>
-      <w:proofErr w:type="spellStart"/>
-      <w:r>
-        <w:rPr>
-          <w:rFonts w:ascii="Calibri" w:hAnsi="Calibri" w:cs="Calibri"/>
-          <w:b/>
-          <w:bCs/>
-          <w:sz w:val="24"/>
-          <w:szCs w:val="24"/>
-          <w:lang w:val="en-US"/>
-        </w:rPr>
-        <w:t>nonrenewYearly</w:t>
-      </w:r>
-      <w:proofErr w:type="spellEnd"/>
-      <w:r>
-        <w:rPr>
-          <w:rFonts w:ascii="Calibri" w:hAnsi="Calibri" w:cs="Calibri"/>
-          <w:b/>
-          <w:bCs/>
-          <w:sz w:val="24"/>
-          <w:szCs w:val="24"/>
-          <w:lang w:val="en-US"/>
-        </w:rPr>
-        <w:t>:</w:t>
-      </w:r>
-      <w:r>
-        <w:rPr>
-          <w:rFonts w:ascii="Calibri" w:hAnsi="Calibri" w:cs="Calibri"/>
-          <w:sz w:val="24"/>
-          <w:szCs w:val="24"/>
-          <w:lang w:val="en-US"/>
-        </w:rPr>
-        <w:t xml:space="preserve"> total non</w:t>
-      </w:r>
-      <w:r>
-        <w:rPr>
-          <w:rFonts w:ascii="Cambria Math" w:hAnsi="Cambria Math" w:cs="Cambria Math"/>
-          <w:sz w:val="24"/>
-          <w:szCs w:val="24"/>
-          <w:lang w:val="en-US"/>
-        </w:rPr>
-        <w:t>‑</w:t>
-      </w:r>
-      <w:r>
-        <w:rPr>
-          <w:rFonts w:ascii="Calibri" w:hAnsi="Calibri" w:cs="Calibri"/>
-          <w:sz w:val="24"/>
-          <w:szCs w:val="24"/>
-          <w:lang w:val="en-US"/>
-        </w:rPr>
-        <w:t>renewable energy per year</w:t>
-      </w:r>
-    </w:p>
-    <w:p>
-      <w:pPr>
-        <w:spacing w:line="360" w:lineRule="auto"/>
-        <w:rPr>
-          <w:rFonts w:ascii="Calibri" w:hAnsi="Calibri" w:cs="Calibri"/>
-          <w:sz w:val="24"/>
-          <w:szCs w:val="24"/>
-          <w:lang w:val="en-US"/>
-        </w:rPr>
-      </w:pPr>
-      <w:r>
-        <w:rPr>
-          <w:rFonts w:ascii="Calibri" w:hAnsi="Calibri" w:cs="Calibri"/>
-          <w:sz w:val="24"/>
-          <w:szCs w:val="24"/>
-          <w:lang w:val="en-US"/>
-        </w:rPr>
-        <w:t>A bar plot was created to introduce the data visually, showing side</w:t>
-      </w:r>
-      <w:r>
-        <w:rPr>
-          <w:rFonts w:ascii="Cambria Math" w:hAnsi="Cambria Math" w:cs="Cambria Math"/>
-          <w:sz w:val="24"/>
-          <w:szCs w:val="24"/>
-          <w:lang w:val="en-US"/>
-        </w:rPr>
-        <w:t>‑</w:t>
-      </w:r>
-      <w:r>
-        <w:rPr>
-          <w:rFonts w:ascii="Calibri" w:hAnsi="Calibri" w:cs="Calibri"/>
-          <w:sz w:val="24"/>
-          <w:szCs w:val="24"/>
-          <w:lang w:val="en-US"/>
-        </w:rPr>
-        <w:t>by</w:t>
-      </w:r>
-      <w:r>
-        <w:rPr>
-          <w:rFonts w:ascii="Cambria Math" w:hAnsi="Cambria Math" w:cs="Cambria Math"/>
-          <w:sz w:val="24"/>
-          <w:szCs w:val="24"/>
-          <w:lang w:val="en-US"/>
-        </w:rPr>
-        <w:t>‑</w:t>
-      </w:r>
-      <w:r>
-        <w:rPr>
-          <w:rFonts w:ascii="Calibri" w:hAnsi="Calibri" w:cs="Calibri"/>
-          <w:sz w:val="24"/>
-          <w:szCs w:val="24"/>
-          <w:lang w:val="en-US"/>
-        </w:rPr>
-        <w:t>side yearly comparisons of renewable and non</w:t>
-      </w:r>
-      <w:r>
-        <w:rPr>
-          <w:rFonts w:ascii="Cambria Math" w:hAnsi="Cambria Math" w:cs="Cambria Math"/>
-          <w:sz w:val="24"/>
-          <w:szCs w:val="24"/>
-          <w:lang w:val="en-US"/>
-        </w:rPr>
-        <w:t>‑</w:t>
-      </w:r>
-      <w:r>
-        <w:rPr>
-          <w:rFonts w:ascii="Calibri" w:hAnsi="Calibri" w:cs="Calibri"/>
-          <w:sz w:val="24"/>
-          <w:szCs w:val="24"/>
-          <w:lang w:val="en-US"/>
-        </w:rPr>
-        <w:t>renewable generation.</w:t>
+        </w:rPr>
+        <w:t xml:space="preserve">After filtering the dataset to include only Canadian totals, the energy source variable was converted to a factor to support grouping operations. Annual totals were then aggregated for each category, resulting in two summary datasets: one containing yearly renewable generation </w:t>
+      </w:r>
+      <w:r>
+        <w:rPr>
+          <w:rFonts w:ascii="Calibri" w:hAnsi="Calibri" w:cs="Calibri"/>
+          <w:sz w:val="24"/>
+          <w:szCs w:val="24"/>
+        </w:rPr>
+        <w:lastRenderedPageBreak/>
+        <w:t>and another containing yearly non</w:t>
+      </w:r>
+      <w:r>
+        <w:rPr>
+          <w:rFonts w:ascii="Calibri" w:hAnsi="Calibri" w:cs="Calibri"/>
+          <w:sz w:val="24"/>
+          <w:szCs w:val="24"/>
+        </w:rPr>
+        <w:noBreakHyphen/>
+        <w:t>renewable generation. These aggregated datasets formed the basis for all statistical modeling and visualization.</w:t>
       </w:r>
     </w:p>
     <w:p>
@@ -896,8 +377,8 @@
           <w:lang w:val="en-US"/>
         </w:rPr>
         <w:drawing>
-          <wp:inline distT="0" distB="0" distL="0" distR="0" wp14:anchorId="3E714841" wp14:editId="5DD7DDB2">
-            <wp:extent cx="3927763" cy="2766493"/>
+          <wp:inline distT="0" distB="0" distL="0" distR="0" wp14:anchorId="3E714841" wp14:editId="004C2DB4">
+            <wp:extent cx="5015893" cy="3532909"/>
             <wp:effectExtent l="0" t="0" r="0" b="0"/>
             <wp:docPr id="410193038" name="Picture 1"/>
             <wp:cNvGraphicFramePr>
@@ -928,7 +409,7 @@
                   <pic:spPr bwMode="auto">
                     <a:xfrm>
                       <a:off x="0" y="0"/>
-                      <a:ext cx="3986234" cy="2807676"/>
+                      <a:ext cx="5108562" cy="3598179"/>
                     </a:xfrm>
                     <a:prstGeom prst="rect">
                       <a:avLst/>
@@ -1044,7 +525,16 @@
           <w:sz w:val="24"/>
           <w:szCs w:val="24"/>
         </w:rPr>
-        <w:t>The analysis used several statistical techniques:</w:t>
+        <w:t>A combination of statistical techniques and visualizations was used to analyze differences between renewable and non</w:t>
+      </w:r>
+      <w:r>
+        <w:rPr>
+          <w:rFonts w:ascii="Calibri" w:hAnsi="Calibri" w:cs="Calibri"/>
+          <w:sz w:val="24"/>
+          <w:szCs w:val="24"/>
+        </w:rPr>
+        <w:noBreakHyphen/>
+        <w:t>renewable electricity generation.</w:t>
       </w:r>
     </w:p>
     <w:p>
@@ -1086,7 +576,31 @@
           <w:szCs w:val="24"/>
         </w:rPr>
         <w:noBreakHyphen/>
-        <w:t>renewable energy generation, assuming a normal distribution.</w:t>
+        <w:t xml:space="preserve">renewable energy generation, assuming a normal distribution. </w:t>
+      </w:r>
+      <w:r>
+        <w:rPr>
+          <w:rFonts w:ascii="Calibri" w:hAnsi="Calibri" w:cs="Calibri"/>
+          <w:sz w:val="24"/>
+          <w:szCs w:val="24"/>
+        </w:rPr>
+        <w:t>MLE was used because it provides reliable estimates of the mean and standard deviation with small sample sizes and allows both parameters to be estimated consistently under the assumption of normally distributed annual totals. This makes it well</w:t>
+      </w:r>
+      <w:r>
+        <w:rPr>
+          <w:rFonts w:ascii="Cambria Math" w:hAnsi="Cambria Math" w:cs="Cambria Math"/>
+          <w:sz w:val="24"/>
+          <w:szCs w:val="24"/>
+        </w:rPr>
+        <w:t>‑</w:t>
+      </w:r>
+      <w:r>
+        <w:rPr>
+          <w:rFonts w:ascii="Calibri" w:hAnsi="Calibri" w:cs="Calibri"/>
+          <w:sz w:val="24"/>
+          <w:szCs w:val="24"/>
+        </w:rPr>
+        <w:t>suited for yearly electricity generation data, where only twelve observations are available for each energy category.</w:t>
       </w:r>
     </w:p>
     <w:p>
@@ -1129,9 +643,34 @@
           <w:color w:val="auto"/>
           <w:sz w:val="24"/>
           <w:szCs w:val="24"/>
-          <w:lang w:val="en-US"/>
-        </w:rPr>
-        <w:t>95% confidence intervals were constructed for both the mean and standard deviation of each energy category.</w:t>
+        </w:rPr>
+        <w:t>Using the MLE</w:t>
+      </w:r>
+      <w:r>
+        <w:rPr>
+          <w:rFonts w:ascii="Calibri" w:eastAsiaTheme="minorHAnsi" w:hAnsi="Calibri" w:cs="Calibri"/>
+          <w:b w:val="0"/>
+          <w:bCs w:val="0"/>
+          <w:smallCaps w:val="0"/>
+          <w:color w:val="auto"/>
+          <w:sz w:val="24"/>
+          <w:szCs w:val="24"/>
+        </w:rPr>
+        <w:noBreakHyphen/>
+        <w:t>derived parameters, 95% confidence intervals were constructed for both the mean and standard deviation of each energy category. These intervals quantify uncertainty and help assess the stability of each energy source over time</w:t>
+      </w:r>
+      <w:r>
+        <w:rPr>
+          <w:rFonts w:ascii="Calibri" w:eastAsiaTheme="minorHAnsi" w:hAnsi="Calibri" w:cs="Calibri"/>
+          <w:b w:val="0"/>
+          <w:bCs w:val="0"/>
+          <w:smallCaps w:val="0"/>
+          <w:color w:val="auto"/>
+          <w:sz w:val="24"/>
+          <w:szCs w:val="24"/>
+          <w:lang w:val="en-US"/>
+        </w:rPr>
+        <w:t>.</w:t>
       </w:r>
     </w:p>
     <w:p>
@@ -1163,23 +702,7 @@
           <w:rFonts w:ascii="Calibri" w:hAnsi="Calibri" w:cs="Calibri"/>
           <w:lang w:val="en-CA"/>
         </w:rPr>
-        <w:t>Two</w:t>
-      </w:r>
-      <w:r>
-        <w:rPr>
-          <w:rFonts w:ascii="Calibri" w:hAnsi="Calibri" w:cs="Calibri"/>
-          <w:lang w:val="en-CA"/>
-        </w:rPr>
-        <w:noBreakHyphen/>
-        <w:t>sample t</w:t>
-      </w:r>
-      <w:r>
-        <w:rPr>
-          <w:rFonts w:ascii="Calibri" w:hAnsi="Calibri" w:cs="Calibri"/>
-          <w:lang w:val="en-CA"/>
-        </w:rPr>
-        <w:noBreakHyphen/>
-        <w:t>tests were used to compare:</w:t>
+        <w:t>Two sample t tests were used to compare:</w:t>
       </w:r>
     </w:p>
     <w:p>
@@ -1189,7 +712,7 @@
           <w:ilvl w:val="0"/>
           <w:numId w:val="7"/>
         </w:numPr>
-        <w:spacing w:before="0" w:after="0" w:line="360" w:lineRule="auto"/>
+        <w:spacing w:after="0" w:line="360" w:lineRule="auto"/>
         <w:rPr>
           <w:rFonts w:ascii="Calibri" w:hAnsi="Calibri" w:cs="Calibri"/>
           <w:lang w:val="en-CA"/>
@@ -1200,15 +723,7 @@
           <w:rFonts w:ascii="Calibri" w:hAnsi="Calibri" w:cs="Calibri"/>
           <w:lang w:val="en-CA"/>
         </w:rPr>
-        <w:t>renewable vs non</w:t>
-      </w:r>
-      <w:r>
-        <w:rPr>
-          <w:rFonts w:ascii="Calibri" w:hAnsi="Calibri" w:cs="Calibri"/>
-          <w:lang w:val="en-CA"/>
-        </w:rPr>
-        <w:noBreakHyphen/>
-        <w:t>renewable means</w:t>
+        <w:t>renewable vs non renewable mean generation</w:t>
       </w:r>
     </w:p>
     <w:p>
@@ -1218,7 +733,7 @@
           <w:ilvl w:val="0"/>
           <w:numId w:val="7"/>
         </w:numPr>
-        <w:spacing w:before="0" w:after="0" w:line="360" w:lineRule="auto"/>
+        <w:spacing w:after="0" w:line="360" w:lineRule="auto"/>
         <w:rPr>
           <w:rFonts w:ascii="Calibri" w:hAnsi="Calibri" w:cs="Calibri"/>
           <w:lang w:val="en-CA"/>
@@ -1234,6 +749,23 @@
     </w:p>
     <w:p>
       <w:pPr>
+        <w:pStyle w:val="FirstParagraph"/>
+        <w:spacing w:after="0" w:line="360" w:lineRule="auto"/>
+        <w:rPr>
+          <w:rFonts w:ascii="Calibri" w:hAnsi="Calibri" w:cs="Calibri"/>
+          <w:lang w:val="en-CA"/>
+        </w:rPr>
+      </w:pPr>
+      <w:r>
+        <w:rPr>
+          <w:rFonts w:ascii="Calibri" w:hAnsi="Calibri" w:cs="Calibri"/>
+          <w:lang w:val="en-CA"/>
+        </w:rPr>
+        <w:t>These tests determine whether observed differences are statistically significant.</w:t>
+      </w:r>
+    </w:p>
+    <w:p>
+      <w:pPr>
         <w:pStyle w:val="Heading2"/>
         <w:spacing w:line="360" w:lineRule="auto"/>
         <w:rPr>
@@ -1249,6 +781,8 @@
         <w:t>Visualization</w:t>
       </w:r>
     </w:p>
+    <w:bookmarkEnd w:id="1"/>
+    <w:bookmarkEnd w:id="2"/>
     <w:p>
       <w:pPr>
         <w:spacing w:after="0" w:line="360" w:lineRule="auto"/>
@@ -1264,7 +798,7 @@
           <w:sz w:val="24"/>
           <w:szCs w:val="24"/>
         </w:rPr>
-        <w:t>Several charts were created to support interpretation:</w:t>
+        <w:t>Several charts were created to support interpretation, including:</w:t>
       </w:r>
     </w:p>
     <w:p>
@@ -1272,7 +806,7 @@
         <w:pStyle w:val="ListParagraph"/>
         <w:numPr>
           <w:ilvl w:val="0"/>
-          <w:numId w:val="8"/>
+          <w:numId w:val="21"/>
         </w:numPr>
         <w:spacing w:after="0" w:line="360" w:lineRule="auto"/>
         <w:rPr>
@@ -1287,16 +821,7 @@
           <w:sz w:val="24"/>
           <w:szCs w:val="24"/>
         </w:rPr>
-        <w:t>time</w:t>
-      </w:r>
-      <w:r>
-        <w:rPr>
-          <w:rFonts w:ascii="Calibri" w:hAnsi="Calibri" w:cs="Calibri"/>
-          <w:sz w:val="24"/>
-          <w:szCs w:val="24"/>
-        </w:rPr>
-        <w:noBreakHyphen/>
-        <w:t>series scatter plot with trendlines</w:t>
+        <w:t>a time series scatter plot with trendlines</w:t>
       </w:r>
     </w:p>
     <w:p>
@@ -1304,7 +829,7 @@
         <w:pStyle w:val="ListParagraph"/>
         <w:numPr>
           <w:ilvl w:val="0"/>
-          <w:numId w:val="8"/>
+          <w:numId w:val="21"/>
         </w:numPr>
         <w:spacing w:after="0" w:line="360" w:lineRule="auto"/>
         <w:rPr>
@@ -1319,7 +844,7 @@
           <w:sz w:val="24"/>
           <w:szCs w:val="24"/>
         </w:rPr>
-        <w:t>bar plot of yearly totals</w:t>
+        <w:t>a bar plot of yearly totals</w:t>
       </w:r>
     </w:p>
     <w:p>
@@ -1327,7 +852,7 @@
         <w:pStyle w:val="ListParagraph"/>
         <w:numPr>
           <w:ilvl w:val="0"/>
-          <w:numId w:val="8"/>
+          <w:numId w:val="21"/>
         </w:numPr>
         <w:spacing w:after="0" w:line="360" w:lineRule="auto"/>
         <w:rPr>
@@ -1360,10 +885,16 @@
           <w:sz w:val="24"/>
           <w:szCs w:val="24"/>
         </w:rPr>
-        <w:t>These visualizations help illustrate the statistical findings and highlight meaningful trends.</w:t>
-      </w:r>
-      <w:bookmarkEnd w:id="1"/>
-      <w:bookmarkEnd w:id="2"/>
+        <w:t>T</w:t>
+      </w:r>
+      <w:r>
+        <w:rPr>
+          <w:rFonts w:ascii="Calibri" w:hAnsi="Calibri" w:cs="Calibri"/>
+          <w:sz w:val="24"/>
+          <w:szCs w:val="24"/>
+        </w:rPr>
+        <w:t>hese visualizations help illustrate the statistical findings and highlight meaningful trends.</w:t>
+      </w:r>
     </w:p>
     <w:p>
       <w:pPr>
@@ -1379,7 +910,7 @@
           <w:rFonts w:ascii="Calibri" w:hAnsi="Calibri" w:cs="Calibri"/>
           <w:lang w:val="en-US"/>
         </w:rPr>
-        <w:t>Results</w:t>
+        <w:t>Key Findings</w:t>
       </w:r>
     </w:p>
     <w:p>
@@ -1416,52 +947,64 @@
           <w:szCs w:val="24"/>
           <w:lang w:val="en-US"/>
         </w:rPr>
-        <w:t>MLE estimates for renewable energy:</w:t>
+        <w:t xml:space="preserve">MLE </w:t>
+      </w:r>
+      <w:r>
+        <w:rPr>
+          <w:rFonts w:ascii="Calibri" w:hAnsi="Calibri" w:cs="Calibri"/>
+          <w:sz w:val="24"/>
+          <w:szCs w:val="24"/>
+        </w:rPr>
+        <w:t>results show that renewable energy production is both higher on average and more variable than non</w:t>
+      </w:r>
+      <w:r>
+        <w:rPr>
+          <w:rFonts w:ascii="Calibri" w:hAnsi="Calibri" w:cs="Calibri"/>
+          <w:sz w:val="24"/>
+          <w:szCs w:val="24"/>
+        </w:rPr>
+        <w:noBreakHyphen/>
+        <w:t>renewable production. Renewable generation averaged 783,872.7 GWh with a standard deviation of 45,147.66 GWh, while non</w:t>
+      </w:r>
+      <w:r>
+        <w:rPr>
+          <w:rFonts w:ascii="Calibri" w:hAnsi="Calibri" w:cs="Calibri"/>
+          <w:sz w:val="24"/>
+          <w:szCs w:val="24"/>
+        </w:rPr>
+        <w:noBreakHyphen/>
+        <w:t>renewable generation averaged 456,391.4 GWh with a standard deviation of 14,517.84 GWh. These values indicate that renewable energy not only dominates in total production but also fluctuates more from year to yea</w:t>
+      </w:r>
+      <w:r>
+        <w:rPr>
+          <w:rFonts w:ascii="Calibri" w:hAnsi="Calibri" w:cs="Calibri"/>
+          <w:sz w:val="24"/>
+          <w:szCs w:val="24"/>
+          <w:lang w:val="en-US"/>
+        </w:rPr>
+        <w:t>r.</w:t>
       </w:r>
     </w:p>
     <w:p>
       <w:pPr>
-        <w:pStyle w:val="ListParagraph"/>
-        <w:numPr>
-          <w:ilvl w:val="0"/>
-          <w:numId w:val="9"/>
-        </w:numPr>
-        <w:spacing w:after="0" w:line="360" w:lineRule="auto"/>
-        <w:rPr>
-          <w:rFonts w:ascii="Calibri" w:hAnsi="Calibri" w:cs="Calibri"/>
-          <w:sz w:val="24"/>
-          <w:szCs w:val="24"/>
-          <w:lang w:val="en-US"/>
-        </w:rPr>
-      </w:pPr>
-      <w:r>
-        <w:rPr>
-          <w:rFonts w:ascii="Calibri" w:hAnsi="Calibri" w:cs="Calibri"/>
-          <w:b/>
-          <w:bCs/>
-          <w:sz w:val="24"/>
-          <w:szCs w:val="24"/>
-          <w:lang w:val="en-US"/>
-        </w:rPr>
-        <w:t>Mean:</w:t>
-      </w:r>
-      <w:r>
-        <w:rPr>
-          <w:rFonts w:ascii="Calibri" w:hAnsi="Calibri" w:cs="Calibri"/>
-          <w:sz w:val="24"/>
-          <w:szCs w:val="24"/>
-          <w:lang w:val="en-US"/>
-        </w:rPr>
-        <w:t xml:space="preserve"> 783,872.7 GWh</w:t>
+        <w:pStyle w:val="Heading2"/>
+        <w:spacing w:line="360" w:lineRule="auto"/>
+        <w:rPr>
+          <w:rFonts w:ascii="Calibri" w:hAnsi="Calibri" w:cs="Calibri"/>
+          <w:lang w:val="en-US"/>
+        </w:rPr>
+      </w:pPr>
+      <w:r>
+        <w:rPr>
+          <w:rFonts w:ascii="Calibri" w:hAnsi="Calibri" w:cs="Calibri"/>
+          <w:lang w:val="en-US"/>
+        </w:rPr>
+        <w:lastRenderedPageBreak/>
+        <w:t>Time Series Analysis</w:t>
       </w:r>
     </w:p>
     <w:p>
       <w:pPr>
-        <w:pStyle w:val="ListParagraph"/>
-        <w:numPr>
-          <w:ilvl w:val="0"/>
-          <w:numId w:val="9"/>
-        </w:numPr>
         <w:spacing w:after="0" w:line="360" w:lineRule="auto"/>
         <w:rPr>
           <w:rFonts w:ascii="Calibri" w:hAnsi="Calibri" w:cs="Calibri"/>
@@ -1473,314 +1016,54 @@
       <w:r>
         <w:rPr>
           <w:rFonts w:ascii="Calibri" w:hAnsi="Calibri" w:cs="Calibri"/>
-          <w:b/>
-          <w:bCs/>
-          <w:sz w:val="24"/>
-          <w:szCs w:val="24"/>
-          <w:lang w:val="en-US"/>
-        </w:rPr>
-        <w:t>Standard deviation:</w:t>
-      </w:r>
-      <w:r>
-        <w:rPr>
-          <w:rFonts w:ascii="Calibri" w:hAnsi="Calibri" w:cs="Calibri"/>
-          <w:sz w:val="24"/>
-          <w:szCs w:val="24"/>
-          <w:lang w:val="en-US"/>
-        </w:rPr>
-        <w:t xml:space="preserve"> 45,147.66 GWh</w:t>
-      </w:r>
-    </w:p>
-    <w:p>
-      <w:pPr>
-        <w:spacing w:after="0" w:line="360" w:lineRule="auto"/>
-        <w:rPr>
-          <w:rFonts w:ascii="Calibri" w:hAnsi="Calibri" w:cs="Calibri"/>
-          <w:sz w:val="24"/>
-          <w:szCs w:val="24"/>
-          <w:lang w:val="en-US"/>
-        </w:rPr>
-      </w:pPr>
-      <w:r>
-        <w:rPr>
-          <w:rFonts w:ascii="Calibri" w:hAnsi="Calibri" w:cs="Calibri"/>
-          <w:sz w:val="24"/>
-          <w:szCs w:val="24"/>
-          <w:lang w:val="en-US"/>
-        </w:rPr>
-        <w:t>MLE estimates for non</w:t>
-      </w:r>
-      <w:r>
-        <w:rPr>
-          <w:rFonts w:ascii="Cambria Math" w:hAnsi="Cambria Math" w:cs="Cambria Math"/>
-          <w:sz w:val="24"/>
-          <w:szCs w:val="24"/>
-          <w:lang w:val="en-US"/>
-        </w:rPr>
-        <w:t>‑</w:t>
-      </w:r>
-      <w:r>
-        <w:rPr>
-          <w:rFonts w:ascii="Calibri" w:hAnsi="Calibri" w:cs="Calibri"/>
-          <w:sz w:val="24"/>
-          <w:szCs w:val="24"/>
-          <w:lang w:val="en-US"/>
-        </w:rPr>
-        <w:t>renewable energy:</w:t>
-      </w:r>
-    </w:p>
-    <w:p>
-      <w:pPr>
-        <w:pStyle w:val="ListParagraph"/>
-        <w:numPr>
-          <w:ilvl w:val="0"/>
-          <w:numId w:val="10"/>
-        </w:numPr>
-        <w:spacing w:after="0" w:line="360" w:lineRule="auto"/>
-        <w:rPr>
-          <w:rFonts w:ascii="Calibri" w:hAnsi="Calibri" w:cs="Calibri"/>
-          <w:sz w:val="24"/>
-          <w:szCs w:val="24"/>
-          <w:lang w:val="en-US"/>
-        </w:rPr>
-      </w:pPr>
-      <w:r>
-        <w:rPr>
-          <w:rFonts w:ascii="Calibri" w:hAnsi="Calibri" w:cs="Calibri"/>
-          <w:b/>
-          <w:bCs/>
-          <w:sz w:val="24"/>
-          <w:szCs w:val="24"/>
-          <w:lang w:val="en-US"/>
-        </w:rPr>
-        <w:t>Mean:</w:t>
-      </w:r>
-      <w:r>
-        <w:rPr>
-          <w:rFonts w:ascii="Calibri" w:hAnsi="Calibri" w:cs="Calibri"/>
-          <w:sz w:val="24"/>
-          <w:szCs w:val="24"/>
-          <w:lang w:val="en-US"/>
-        </w:rPr>
-        <w:t xml:space="preserve"> 456,391.4 GWh</w:t>
-      </w:r>
-    </w:p>
-    <w:p>
-      <w:pPr>
-        <w:pStyle w:val="ListParagraph"/>
-        <w:numPr>
-          <w:ilvl w:val="0"/>
-          <w:numId w:val="10"/>
-        </w:numPr>
-        <w:spacing w:after="0" w:line="360" w:lineRule="auto"/>
-        <w:rPr>
-          <w:rFonts w:ascii="Calibri" w:hAnsi="Calibri" w:cs="Calibri"/>
-          <w:sz w:val="24"/>
-          <w:szCs w:val="24"/>
-          <w:lang w:val="en-US"/>
-        </w:rPr>
-      </w:pPr>
-      <w:r>
-        <w:rPr>
-          <w:rFonts w:ascii="Calibri" w:hAnsi="Calibri" w:cs="Calibri"/>
-          <w:b/>
-          <w:bCs/>
-          <w:sz w:val="24"/>
-          <w:szCs w:val="24"/>
-          <w:lang w:val="en-US"/>
-        </w:rPr>
-        <w:t>Standard deviation:</w:t>
-      </w:r>
-      <w:r>
-        <w:rPr>
-          <w:rFonts w:ascii="Calibri" w:hAnsi="Calibri" w:cs="Calibri"/>
-          <w:sz w:val="24"/>
-          <w:szCs w:val="24"/>
-          <w:lang w:val="en-US"/>
-        </w:rPr>
-        <w:t xml:space="preserve"> 14,517.84 GWh</w:t>
-      </w:r>
-    </w:p>
-    <w:p>
-      <w:pPr>
-        <w:spacing w:after="0" w:line="360" w:lineRule="auto"/>
-        <w:rPr>
-          <w:rFonts w:ascii="Calibri" w:hAnsi="Calibri" w:cs="Calibri"/>
-          <w:sz w:val="24"/>
-          <w:szCs w:val="24"/>
-          <w:lang w:val="en-US"/>
-        </w:rPr>
-      </w:pPr>
-      <w:r>
-        <w:rPr>
-          <w:rFonts w:ascii="Calibri" w:hAnsi="Calibri" w:cs="Calibri"/>
-          <w:sz w:val="24"/>
-          <w:szCs w:val="24"/>
-          <w:lang w:val="en-US"/>
-        </w:rPr>
-        <w:t>Renewable energy production is both higher on average and more variable than non</w:t>
-      </w:r>
-      <w:r>
-        <w:rPr>
-          <w:rFonts w:ascii="Cambria Math" w:hAnsi="Cambria Math" w:cs="Cambria Math"/>
-          <w:sz w:val="24"/>
-          <w:szCs w:val="24"/>
-          <w:lang w:val="en-US"/>
-        </w:rPr>
-        <w:t>‑</w:t>
-      </w:r>
-      <w:r>
-        <w:rPr>
-          <w:rFonts w:ascii="Calibri" w:hAnsi="Calibri" w:cs="Calibri"/>
-          <w:sz w:val="24"/>
-          <w:szCs w:val="24"/>
-          <w:lang w:val="en-US"/>
-        </w:rPr>
-        <w:t>renewable production.</w:t>
-      </w:r>
-    </w:p>
-    <w:p>
-      <w:pPr>
-        <w:pStyle w:val="Heading2"/>
-        <w:spacing w:line="360" w:lineRule="auto"/>
-        <w:rPr>
-          <w:rFonts w:ascii="Calibri" w:hAnsi="Calibri" w:cs="Calibri"/>
-          <w:lang w:val="en-US"/>
-        </w:rPr>
-      </w:pPr>
-      <w:r>
-        <w:rPr>
-          <w:rFonts w:ascii="Calibri" w:hAnsi="Calibri" w:cs="Calibri"/>
-          <w:lang w:val="en-US"/>
-        </w:rPr>
-        <w:lastRenderedPageBreak/>
-        <w:t>Time Series Analysis</w:t>
-      </w:r>
-    </w:p>
-    <w:p>
-      <w:pPr>
-        <w:spacing w:after="0" w:line="360" w:lineRule="auto"/>
-        <w:rPr>
-          <w:rFonts w:ascii="Calibri" w:hAnsi="Calibri" w:cs="Calibri"/>
-          <w:sz w:val="24"/>
-          <w:szCs w:val="24"/>
-          <w:lang w:val="en-US"/>
-        </w:rPr>
-      </w:pPr>
-      <w:r>
-        <w:rPr>
-          <w:rFonts w:ascii="Calibri" w:hAnsi="Calibri" w:cs="Calibri"/>
-          <w:sz w:val="24"/>
-          <w:szCs w:val="24"/>
-          <w:lang w:val="en-US"/>
-        </w:rPr>
-        <w:t>A time</w:t>
-      </w:r>
-      <w:r>
-        <w:rPr>
-          <w:rFonts w:ascii="Cambria Math" w:hAnsi="Cambria Math" w:cs="Cambria Math"/>
-          <w:sz w:val="24"/>
-          <w:szCs w:val="24"/>
-          <w:lang w:val="en-US"/>
-        </w:rPr>
-        <w:t>‑</w:t>
-      </w:r>
-      <w:r>
-        <w:rPr>
-          <w:rFonts w:ascii="Calibri" w:hAnsi="Calibri" w:cs="Calibri"/>
-          <w:sz w:val="24"/>
-          <w:szCs w:val="24"/>
-          <w:lang w:val="en-US"/>
-        </w:rPr>
-        <w:t>series plot of annual energy generation from 2005–2016 shows:</w:t>
-      </w:r>
-    </w:p>
-    <w:p>
-      <w:pPr>
-        <w:pStyle w:val="ListParagraph"/>
-        <w:numPr>
-          <w:ilvl w:val="0"/>
-          <w:numId w:val="11"/>
-        </w:numPr>
-        <w:spacing w:after="0" w:line="360" w:lineRule="auto"/>
-        <w:rPr>
-          <w:rFonts w:ascii="Calibri" w:hAnsi="Calibri" w:cs="Calibri"/>
-          <w:sz w:val="24"/>
-          <w:szCs w:val="24"/>
-          <w:lang w:val="en-US"/>
-        </w:rPr>
-      </w:pPr>
-      <w:r>
-        <w:rPr>
-          <w:rFonts w:ascii="Calibri" w:hAnsi="Calibri" w:cs="Calibri"/>
-          <w:sz w:val="24"/>
-          <w:szCs w:val="24"/>
-          <w:lang w:val="en-US"/>
-        </w:rPr>
-        <w:t>Renewable energy: clear upward trend</w:t>
-      </w:r>
-    </w:p>
-    <w:p>
-      <w:pPr>
-        <w:pStyle w:val="ListParagraph"/>
-        <w:numPr>
-          <w:ilvl w:val="0"/>
-          <w:numId w:val="11"/>
-        </w:numPr>
-        <w:spacing w:after="0" w:line="360" w:lineRule="auto"/>
-        <w:rPr>
-          <w:rFonts w:ascii="Calibri" w:hAnsi="Calibri" w:cs="Calibri"/>
-          <w:sz w:val="24"/>
-          <w:szCs w:val="24"/>
-          <w:lang w:val="en-US"/>
-        </w:rPr>
-      </w:pPr>
-      <w:r>
-        <w:rPr>
-          <w:rFonts w:ascii="Calibri" w:hAnsi="Calibri" w:cs="Calibri"/>
-          <w:sz w:val="24"/>
-          <w:szCs w:val="24"/>
-          <w:lang w:val="en-US"/>
-        </w:rPr>
-        <w:t>Non</w:t>
-      </w:r>
-      <w:r>
-        <w:rPr>
-          <w:rFonts w:ascii="Cambria Math" w:hAnsi="Cambria Math" w:cs="Cambria Math"/>
-          <w:sz w:val="24"/>
-          <w:szCs w:val="24"/>
-          <w:lang w:val="en-US"/>
-        </w:rPr>
-        <w:t>‑</w:t>
-      </w:r>
-      <w:r>
-        <w:rPr>
-          <w:rFonts w:ascii="Calibri" w:hAnsi="Calibri" w:cs="Calibri"/>
-          <w:sz w:val="24"/>
-          <w:szCs w:val="24"/>
-          <w:lang w:val="en-US"/>
-        </w:rPr>
-        <w:t>renewable energy: relatively stable over time</w:t>
-      </w:r>
-    </w:p>
-    <w:p>
-      <w:pPr>
-        <w:spacing w:after="0" w:line="360" w:lineRule="auto"/>
-        <w:rPr>
-          <w:rFonts w:ascii="Calibri" w:hAnsi="Calibri" w:cs="Calibri"/>
-          <w:sz w:val="24"/>
-          <w:szCs w:val="24"/>
-          <w:lang w:val="en-US"/>
-        </w:rPr>
-      </w:pPr>
-      <w:r>
-        <w:rPr>
-          <w:rFonts w:ascii="Calibri" w:hAnsi="Calibri" w:cs="Calibri"/>
-          <w:sz w:val="24"/>
-          <w:szCs w:val="24"/>
-          <w:lang w:val="en-US"/>
-        </w:rPr>
-        <w:t>Trendlines and horizontal MLE mean lines reinforce these patterns.</w:t>
+          <w:sz w:val="24"/>
+          <w:szCs w:val="24"/>
+        </w:rPr>
+        <w:t xml:space="preserve">The </w:t>
+      </w:r>
+      <w:r>
+        <w:rPr>
+          <w:rFonts w:ascii="Calibri" w:hAnsi="Calibri" w:cs="Calibri"/>
+          <w:sz w:val="24"/>
+          <w:szCs w:val="24"/>
+        </w:rPr>
+        <w:t>time</w:t>
+      </w:r>
+      <w:r>
+        <w:rPr>
+          <w:rFonts w:ascii="Calibri" w:hAnsi="Calibri" w:cs="Calibri"/>
+          <w:sz w:val="24"/>
+          <w:szCs w:val="24"/>
+        </w:rPr>
+        <w:noBreakHyphen/>
+        <w:t>series plot reveals a clear upward trend in renewable energy generation over the 12</w:t>
+      </w:r>
+      <w:r>
+        <w:rPr>
+          <w:rFonts w:ascii="Calibri" w:hAnsi="Calibri" w:cs="Calibri"/>
+          <w:sz w:val="24"/>
+          <w:szCs w:val="24"/>
+        </w:rPr>
+        <w:noBreakHyphen/>
+        <w:t>year period. In contrast, non</w:t>
+      </w:r>
+      <w:r>
+        <w:rPr>
+          <w:rFonts w:ascii="Calibri" w:hAnsi="Calibri" w:cs="Calibri"/>
+          <w:sz w:val="24"/>
+          <w:szCs w:val="24"/>
+        </w:rPr>
+        <w:noBreakHyphen/>
+        <w:t>renewable energy remains relatively stable, showing only minor fluctuations. Trendlines and horizontal MLE mean lines reinforce these patterns, highlighting the growing contribution of renewable sources to Canada’s energy mix</w:t>
+      </w:r>
+      <w:r>
+        <w:rPr>
+          <w:rFonts w:ascii="Calibri" w:hAnsi="Calibri" w:cs="Calibri"/>
+          <w:sz w:val="24"/>
+          <w:szCs w:val="24"/>
+          <w:lang w:val="en-US"/>
+        </w:rPr>
+        <w:t>.</w:t>
       </w:r>
     </w:p>
     <w:p>
@@ -1798,9 +1081,9 @@
           <w:lang w:val="en-US"/>
         </w:rPr>
         <w:drawing>
-          <wp:inline distT="0" distB="0" distL="0" distR="0" wp14:anchorId="141C16CB" wp14:editId="55CC9D90">
-            <wp:extent cx="4002055" cy="3190009"/>
-            <wp:effectExtent l="0" t="0" r="0" b="0"/>
+          <wp:inline distT="0" distB="0" distL="0" distR="0" wp14:anchorId="141C16CB" wp14:editId="347EB3DA">
+            <wp:extent cx="4728911" cy="3769381"/>
+            <wp:effectExtent l="0" t="0" r="0" b="2540"/>
             <wp:docPr id="1785152477" name="Picture 2"/>
             <wp:cNvGraphicFramePr>
               <a:graphicFrameLocks xmlns:a="http://schemas.openxmlformats.org/drawingml/2006/main" noChangeAspect="1"/>
@@ -1830,7 +1113,7 @@
                   <pic:spPr bwMode="auto">
                     <a:xfrm>
                       <a:off x="0" y="0"/>
-                      <a:ext cx="4068036" cy="3242602"/>
+                      <a:ext cx="4819805" cy="3841832"/>
                     </a:xfrm>
                     <a:prstGeom prst="rect">
                       <a:avLst/>
@@ -2001,7 +1284,25 @@
           <w:szCs w:val="24"/>
           <w:lang w:val="en-US"/>
         </w:rPr>
-        <w:t>SD CI: [31,982.38, 76,655.22]</w:t>
+        <w:t>S</w:t>
+      </w:r>
+      <w:r>
+        <w:rPr>
+          <w:rFonts w:ascii="Calibri" w:hAnsi="Calibri" w:cs="Calibri"/>
+          <w:sz w:val="24"/>
+          <w:szCs w:val="24"/>
+          <w:lang w:val="en-US"/>
+        </w:rPr>
+        <w:t>tandard deviation</w:t>
+      </w:r>
+      <w:r>
+        <w:rPr>
+          <w:rFonts w:ascii="Calibri" w:hAnsi="Calibri" w:cs="Calibri"/>
+          <w:sz w:val="24"/>
+          <w:szCs w:val="24"/>
+          <w:lang w:val="en-US"/>
+        </w:rPr>
+        <w:t xml:space="preserve"> CI: [31,982.38, 76,655.22]</w:t>
       </w:r>
     </w:p>
     <w:p>
@@ -2097,7 +1398,25 @@
           <w:szCs w:val="24"/>
           <w:lang w:val="en-US"/>
         </w:rPr>
-        <w:t>SD CI: [10,284.37, 24,649.53]</w:t>
+        <w:t>S</w:t>
+      </w:r>
+      <w:r>
+        <w:rPr>
+          <w:rFonts w:ascii="Calibri" w:hAnsi="Calibri" w:cs="Calibri"/>
+          <w:sz w:val="24"/>
+          <w:szCs w:val="24"/>
+          <w:lang w:val="en-US"/>
+        </w:rPr>
+        <w:t>tandard deviation</w:t>
+      </w:r>
+      <w:r>
+        <w:rPr>
+          <w:rFonts w:ascii="Calibri" w:hAnsi="Calibri" w:cs="Calibri"/>
+          <w:sz w:val="24"/>
+          <w:szCs w:val="24"/>
+          <w:lang w:val="en-US"/>
+        </w:rPr>
+        <w:t xml:space="preserve"> CI: [10,284.37, 24,649.53]</w:t>
       </w:r>
     </w:p>
     <w:p>
@@ -2115,316 +1434,162 @@
           <w:rFonts w:ascii="Calibri" w:hAnsi="Calibri" w:cs="Calibri"/>
           <w:sz w:val="24"/>
           <w:szCs w:val="24"/>
-          <w:lang w:val="en-US"/>
-        </w:rPr>
-        <w:t>These intervals confirm:</w:t>
+        </w:rPr>
+        <w:lastRenderedPageBreak/>
+        <w:t xml:space="preserve">These intervals confirm that </w:t>
+      </w:r>
+      <w:r>
+        <w:rPr>
+          <w:rFonts w:ascii="Calibri" w:hAnsi="Calibri" w:cs="Calibri"/>
+          <w:sz w:val="24"/>
+          <w:szCs w:val="24"/>
+        </w:rPr>
+        <w:t>r</w:t>
+      </w:r>
+      <w:r>
+        <w:rPr>
+          <w:rFonts w:ascii="Calibri" w:hAnsi="Calibri" w:cs="Calibri"/>
+          <w:sz w:val="24"/>
+          <w:szCs w:val="24"/>
+        </w:rPr>
+        <w:t>enewable energy has a wider confidence interval for both the mean and standard deviation, reflecting greater variability and uncertainty. Non</w:t>
+      </w:r>
+      <w:r>
+        <w:rPr>
+          <w:rFonts w:ascii="Calibri" w:hAnsi="Calibri" w:cs="Calibri"/>
+          <w:sz w:val="24"/>
+          <w:szCs w:val="24"/>
+        </w:rPr>
+        <w:noBreakHyphen/>
+        <w:t>renewable energy shows narrower intervals, consistent with its more stable production levels</w:t>
+      </w:r>
+      <w:r>
+        <w:rPr>
+          <w:rFonts w:ascii="Calibri" w:hAnsi="Calibri" w:cs="Calibri"/>
+          <w:sz w:val="24"/>
+          <w:szCs w:val="24"/>
+        </w:rPr>
+        <w:t>.</w:t>
       </w:r>
     </w:p>
     <w:p>
       <w:pPr>
-        <w:pStyle w:val="ListParagraph"/>
-        <w:numPr>
-          <w:ilvl w:val="0"/>
-          <w:numId w:val="12"/>
-        </w:numPr>
-        <w:spacing w:after="0" w:line="360" w:lineRule="auto"/>
-        <w:rPr>
-          <w:rFonts w:ascii="Calibri" w:hAnsi="Calibri" w:cs="Calibri"/>
-          <w:sz w:val="24"/>
-          <w:szCs w:val="24"/>
-          <w:lang w:val="en-US"/>
-        </w:rPr>
-      </w:pPr>
-      <w:r>
-        <w:rPr>
-          <w:rFonts w:ascii="Calibri" w:hAnsi="Calibri" w:cs="Calibri"/>
-          <w:sz w:val="24"/>
-          <w:szCs w:val="24"/>
-          <w:lang w:val="en-US"/>
-        </w:rPr>
-        <w:t>renewable energy production is higher</w:t>
+        <w:pStyle w:val="Heading2"/>
+        <w:spacing w:line="360" w:lineRule="auto"/>
+        <w:rPr>
+          <w:rFonts w:ascii="Calibri" w:hAnsi="Calibri" w:cs="Calibri"/>
+          <w:lang w:val="en-US"/>
+        </w:rPr>
+      </w:pPr>
+      <w:r>
+        <w:rPr>
+          <w:rFonts w:ascii="Calibri" w:hAnsi="Calibri" w:cs="Calibri"/>
+          <w:lang w:val="en-US"/>
+        </w:rPr>
+        <w:t>Hypothesis Testing</w:t>
       </w:r>
     </w:p>
     <w:p>
       <w:pPr>
-        <w:pStyle w:val="ListParagraph"/>
-        <w:numPr>
-          <w:ilvl w:val="0"/>
-          <w:numId w:val="12"/>
-        </w:numPr>
-        <w:spacing w:after="0" w:line="360" w:lineRule="auto"/>
-        <w:rPr>
-          <w:rFonts w:ascii="Calibri" w:hAnsi="Calibri" w:cs="Calibri"/>
-          <w:sz w:val="24"/>
-          <w:szCs w:val="24"/>
-          <w:lang w:val="en-US"/>
-        </w:rPr>
-      </w:pPr>
-      <w:r>
-        <w:rPr>
-          <w:rFonts w:ascii="Calibri" w:hAnsi="Calibri" w:cs="Calibri"/>
-          <w:sz w:val="24"/>
-          <w:szCs w:val="24"/>
-          <w:lang w:val="en-US"/>
-        </w:rPr>
-        <w:t>renewable energy is more variable</w:t>
+        <w:pStyle w:val="Heading3"/>
+        <w:spacing w:line="360" w:lineRule="auto"/>
+        <w:rPr>
+          <w:rFonts w:ascii="Calibri" w:hAnsi="Calibri" w:cs="Calibri"/>
+          <w:sz w:val="24"/>
+          <w:szCs w:val="24"/>
+          <w:lang w:val="en-US"/>
+        </w:rPr>
+      </w:pPr>
+      <w:r>
+        <w:rPr>
+          <w:rFonts w:ascii="Calibri" w:hAnsi="Calibri" w:cs="Calibri"/>
+          <w:sz w:val="24"/>
+          <w:szCs w:val="24"/>
+          <w:lang w:val="en-US"/>
+        </w:rPr>
+        <w:t>Renewable vs Non</w:t>
+      </w:r>
+      <w:r>
+        <w:rPr>
+          <w:rFonts w:ascii="Cambria Math" w:hAnsi="Cambria Math" w:cs="Cambria Math"/>
+          <w:sz w:val="24"/>
+          <w:szCs w:val="24"/>
+          <w:lang w:val="en-US"/>
+        </w:rPr>
+        <w:t>‑</w:t>
+      </w:r>
+      <w:r>
+        <w:rPr>
+          <w:rFonts w:ascii="Calibri" w:hAnsi="Calibri" w:cs="Calibri"/>
+          <w:sz w:val="24"/>
+          <w:szCs w:val="24"/>
+          <w:lang w:val="en-US"/>
+        </w:rPr>
+        <w:t>Renewable Means</w:t>
       </w:r>
     </w:p>
     <w:p>
       <w:pPr>
-        <w:pStyle w:val="ListParagraph"/>
-        <w:numPr>
-          <w:ilvl w:val="0"/>
-          <w:numId w:val="12"/>
-        </w:numPr>
-        <w:spacing w:after="0" w:line="360" w:lineRule="auto"/>
-        <w:rPr>
-          <w:rFonts w:ascii="Calibri" w:hAnsi="Calibri" w:cs="Calibri"/>
-          <w:sz w:val="24"/>
-          <w:szCs w:val="24"/>
-          <w:lang w:val="en-US"/>
-        </w:rPr>
-      </w:pPr>
-      <w:r>
-        <w:rPr>
-          <w:rFonts w:ascii="Calibri" w:hAnsi="Calibri" w:cs="Calibri"/>
-          <w:sz w:val="24"/>
-          <w:szCs w:val="24"/>
-          <w:lang w:val="en-US"/>
-        </w:rPr>
-        <w:t>non</w:t>
-      </w:r>
-      <w:r>
-        <w:rPr>
-          <w:rFonts w:ascii="Cambria Math" w:hAnsi="Cambria Math" w:cs="Cambria Math"/>
-          <w:sz w:val="24"/>
-          <w:szCs w:val="24"/>
-          <w:lang w:val="en-US"/>
-        </w:rPr>
-        <w:t>‑</w:t>
-      </w:r>
-      <w:r>
-        <w:rPr>
-          <w:rFonts w:ascii="Calibri" w:hAnsi="Calibri" w:cs="Calibri"/>
-          <w:sz w:val="24"/>
-          <w:szCs w:val="24"/>
-          <w:lang w:val="en-US"/>
-        </w:rPr>
-        <w:t>renewable energy is more stable and predictable</w:t>
-      </w:r>
-    </w:p>
-    <w:p>
-      <w:pPr>
-        <w:pStyle w:val="Heading2"/>
         <w:spacing w:line="360" w:lineRule="auto"/>
         <w:rPr>
           <w:rFonts w:ascii="Calibri" w:hAnsi="Calibri" w:cs="Calibri"/>
-          <w:lang w:val="en-US"/>
-        </w:rPr>
-      </w:pPr>
-      <w:r>
-        <w:rPr>
-          <w:rFonts w:ascii="Calibri" w:hAnsi="Calibri" w:cs="Calibri"/>
-          <w:lang w:val="en-US"/>
-        </w:rPr>
-        <w:lastRenderedPageBreak/>
-        <w:t>Hypothesis Testing</w:t>
-      </w:r>
-    </w:p>
-    <w:p>
-      <w:pPr>
-        <w:pStyle w:val="Heading3"/>
-        <w:spacing w:line="360" w:lineRule="auto"/>
-        <w:rPr>
-          <w:rFonts w:ascii="Calibri" w:hAnsi="Calibri" w:cs="Calibri"/>
-          <w:sz w:val="24"/>
-          <w:szCs w:val="24"/>
-          <w:lang w:val="en-US"/>
-        </w:rPr>
-      </w:pPr>
-      <w:r>
-        <w:rPr>
-          <w:rFonts w:ascii="Calibri" w:hAnsi="Calibri" w:cs="Calibri"/>
-          <w:sz w:val="24"/>
-          <w:szCs w:val="24"/>
-          <w:lang w:val="en-US"/>
-        </w:rPr>
-        <w:t>Renewable vs Non</w:t>
-      </w:r>
-      <w:r>
-        <w:rPr>
-          <w:rFonts w:ascii="Cambria Math" w:hAnsi="Cambria Math" w:cs="Cambria Math"/>
-          <w:sz w:val="24"/>
-          <w:szCs w:val="24"/>
-          <w:lang w:val="en-US"/>
-        </w:rPr>
-        <w:t>‑</w:t>
-      </w:r>
-      <w:r>
-        <w:rPr>
-          <w:rFonts w:ascii="Calibri" w:hAnsi="Calibri" w:cs="Calibri"/>
-          <w:sz w:val="24"/>
-          <w:szCs w:val="24"/>
-          <w:lang w:val="en-US"/>
-        </w:rPr>
-        <w:t>Renewable Means</w:t>
-      </w:r>
-    </w:p>
-    <w:p>
-      <w:pPr>
-        <w:pStyle w:val="ListParagraph"/>
-        <w:numPr>
-          <w:ilvl w:val="0"/>
-          <w:numId w:val="15"/>
-        </w:numPr>
-        <w:spacing w:line="360" w:lineRule="auto"/>
-        <w:rPr>
-          <w:rFonts w:ascii="Calibri" w:hAnsi="Calibri" w:cs="Calibri"/>
-          <w:sz w:val="24"/>
-          <w:szCs w:val="24"/>
-          <w:lang w:val="en-US"/>
-        </w:rPr>
-      </w:pPr>
-      <w:r>
-        <w:rPr>
-          <w:rFonts w:ascii="Calibri" w:hAnsi="Calibri" w:cs="Calibri"/>
-          <w:b/>
-          <w:bCs/>
-          <w:sz w:val="24"/>
-          <w:szCs w:val="24"/>
-          <w:lang w:val="en-US"/>
-        </w:rPr>
-        <w:t>p</w:t>
-      </w:r>
-      <w:r>
-        <w:rPr>
-          <w:rFonts w:ascii="Cambria Math" w:hAnsi="Cambria Math" w:cs="Cambria Math"/>
-          <w:b/>
-          <w:bCs/>
-          <w:sz w:val="24"/>
-          <w:szCs w:val="24"/>
-          <w:lang w:val="en-US"/>
-        </w:rPr>
-        <w:t>‑</w:t>
-      </w:r>
-      <w:r>
-        <w:rPr>
-          <w:rFonts w:ascii="Calibri" w:hAnsi="Calibri" w:cs="Calibri"/>
-          <w:b/>
-          <w:bCs/>
-          <w:sz w:val="24"/>
-          <w:szCs w:val="24"/>
-          <w:lang w:val="en-US"/>
-        </w:rPr>
-        <w:t>value:</w:t>
-      </w:r>
-      <w:r>
-        <w:rPr>
-          <w:rFonts w:ascii="Calibri" w:hAnsi="Calibri" w:cs="Calibri"/>
-          <w:sz w:val="24"/>
-          <w:szCs w:val="24"/>
-          <w:lang w:val="en-US"/>
-        </w:rPr>
-        <w:t xml:space="preserve"> 4.824e</w:t>
-      </w:r>
-      <w:r>
-        <w:rPr>
-          <w:rFonts w:ascii="Cambria Math" w:hAnsi="Cambria Math" w:cs="Cambria Math"/>
-          <w:sz w:val="24"/>
-          <w:szCs w:val="24"/>
-          <w:lang w:val="en-US"/>
-        </w:rPr>
-        <w:t>‑</w:t>
-      </w:r>
-      <w:r>
-        <w:rPr>
-          <w:rFonts w:ascii="Calibri" w:hAnsi="Calibri" w:cs="Calibri"/>
-          <w:sz w:val="24"/>
-          <w:szCs w:val="24"/>
-          <w:lang w:val="en-US"/>
-        </w:rPr>
-        <w:t>12</w:t>
-      </w:r>
-    </w:p>
-    <w:p>
-      <w:pPr>
-        <w:pStyle w:val="ListParagraph"/>
-        <w:numPr>
-          <w:ilvl w:val="0"/>
-          <w:numId w:val="15"/>
-        </w:numPr>
-        <w:spacing w:line="360" w:lineRule="auto"/>
-        <w:rPr>
-          <w:rFonts w:ascii="Calibri" w:hAnsi="Calibri" w:cs="Calibri"/>
-          <w:sz w:val="24"/>
-          <w:szCs w:val="24"/>
-          <w:lang w:val="en-US"/>
-        </w:rPr>
-      </w:pPr>
-      <w:r>
-        <w:rPr>
-          <w:rFonts w:ascii="Calibri" w:hAnsi="Calibri" w:cs="Calibri"/>
-          <w:b/>
-          <w:bCs/>
-          <w:sz w:val="24"/>
-          <w:szCs w:val="24"/>
-          <w:lang w:val="en-US"/>
-        </w:rPr>
-        <w:t>Conclusion:</w:t>
-      </w:r>
-      <w:r>
-        <w:rPr>
-          <w:rFonts w:ascii="Calibri" w:hAnsi="Calibri" w:cs="Calibri"/>
-          <w:sz w:val="24"/>
-          <w:szCs w:val="24"/>
-          <w:lang w:val="en-US"/>
-        </w:rPr>
-        <w:t xml:space="preserve"> The means differ significantly.</w:t>
-      </w:r>
-    </w:p>
-    <w:p>
-      <w:pPr>
-        <w:pStyle w:val="ListParagraph"/>
-        <w:numPr>
-          <w:ilvl w:val="0"/>
-          <w:numId w:val="15"/>
-        </w:numPr>
-        <w:spacing w:line="360" w:lineRule="auto"/>
-        <w:rPr>
-          <w:rFonts w:ascii="Calibri" w:hAnsi="Calibri" w:cs="Calibri"/>
-          <w:sz w:val="24"/>
-          <w:szCs w:val="24"/>
-          <w:lang w:val="en-US"/>
-        </w:rPr>
-      </w:pPr>
-      <w:r>
-        <w:rPr>
-          <w:rFonts w:ascii="Calibri" w:hAnsi="Calibri" w:cs="Calibri"/>
-          <w:sz w:val="24"/>
-          <w:szCs w:val="24"/>
-          <w:lang w:val="en-US"/>
-        </w:rPr>
-        <w:t>Renewable energy is consistently higher and more variable.</w:t>
-      </w:r>
-    </w:p>
-    <w:p>
-      <w:pPr>
-        <w:spacing w:line="360" w:lineRule="auto"/>
-        <w:rPr>
-          <w:rFonts w:ascii="Calibri" w:hAnsi="Calibri" w:cs="Calibri"/>
-          <w:sz w:val="24"/>
-          <w:szCs w:val="24"/>
-          <w:lang w:val="en-US"/>
-        </w:rPr>
-      </w:pPr>
-      <w:r>
-        <w:rPr>
-          <w:rFonts w:ascii="Calibri" w:hAnsi="Calibri" w:cs="Calibri"/>
-          <w:sz w:val="24"/>
-          <w:szCs w:val="24"/>
-          <w:lang w:val="en-US"/>
-        </w:rPr>
-        <w:t>A boxplot visually confirms the separation between the two distributions.</w:t>
+          <w:sz w:val="24"/>
+          <w:szCs w:val="24"/>
+          <w:lang w:val="en-US"/>
+        </w:rPr>
+      </w:pPr>
+      <w:r>
+        <w:rPr>
+          <w:rFonts w:ascii="Calibri" w:hAnsi="Calibri" w:cs="Calibri"/>
+          <w:sz w:val="24"/>
+          <w:szCs w:val="24"/>
+        </w:rPr>
+        <w:t>The t</w:t>
+      </w:r>
+      <w:r>
+        <w:rPr>
+          <w:rFonts w:ascii="Calibri" w:hAnsi="Calibri" w:cs="Calibri"/>
+          <w:sz w:val="24"/>
+          <w:szCs w:val="24"/>
+        </w:rPr>
+        <w:noBreakHyphen/>
+        <w:t>test comparing renewable and non</w:t>
+      </w:r>
+      <w:r>
+        <w:rPr>
+          <w:rFonts w:ascii="Calibri" w:hAnsi="Calibri" w:cs="Calibri"/>
+          <w:sz w:val="24"/>
+          <w:szCs w:val="24"/>
+        </w:rPr>
+        <w:noBreakHyphen/>
+        <w:t>renewable means produced a p</w:t>
+      </w:r>
+      <w:r>
+        <w:rPr>
+          <w:rFonts w:ascii="Calibri" w:hAnsi="Calibri" w:cs="Calibri"/>
+          <w:sz w:val="24"/>
+          <w:szCs w:val="24"/>
+        </w:rPr>
+        <w:noBreakHyphen/>
+        <w:t>value of 4.824e</w:t>
+      </w:r>
+      <w:r>
+        <w:rPr>
+          <w:rFonts w:ascii="Calibri" w:hAnsi="Calibri" w:cs="Calibri"/>
+          <w:sz w:val="24"/>
+          <w:szCs w:val="24"/>
+        </w:rPr>
+        <w:noBreakHyphen/>
+        <w:t>12, indicating a highly significant difference. Renewable energy is consistently higher and more variable across all years</w:t>
+      </w:r>
+      <w:r>
+        <w:rPr>
+          <w:rFonts w:ascii="Calibri" w:hAnsi="Calibri" w:cs="Calibri"/>
+          <w:sz w:val="24"/>
+          <w:szCs w:val="24"/>
+          <w:lang w:val="en-US"/>
+        </w:rPr>
+        <w:t>.</w:t>
       </w:r>
     </w:p>
     <w:p>
@@ -2567,6 +1732,7 @@
     <w:p>
       <w:pPr>
         <w:pStyle w:val="Heading3"/>
+        <w:spacing w:after="240"/>
         <w:rPr>
           <w:rFonts w:ascii="Calibri" w:hAnsi="Calibri" w:cs="Calibri"/>
           <w:sz w:val="24"/>
@@ -2589,142 +1755,45 @@
         <w:spacing w:after="0" w:line="360" w:lineRule="auto"/>
         <w:rPr>
           <w:rFonts w:ascii="Calibri" w:hAnsi="Calibri" w:cs="Calibri"/>
-          <w:b/>
-          <w:bCs/>
-          <w:sz w:val="24"/>
-          <w:szCs w:val="24"/>
-          <w:lang w:val="en-US"/>
-        </w:rPr>
-      </w:pPr>
-      <w:r>
-        <w:rPr>
-          <w:rFonts w:ascii="Calibri" w:hAnsi="Calibri" w:cs="Calibri"/>
-          <w:b/>
-          <w:bCs/>
-          <w:sz w:val="24"/>
-          <w:szCs w:val="24"/>
-          <w:lang w:val="en-US"/>
-        </w:rPr>
-        <w:t>Renewable Energy</w:t>
-      </w:r>
-    </w:p>
-    <w:p>
-      <w:pPr>
-        <w:pStyle w:val="ListParagraph"/>
-        <w:numPr>
-          <w:ilvl w:val="0"/>
-          <w:numId w:val="16"/>
-        </w:numPr>
-        <w:spacing w:after="0" w:line="360" w:lineRule="auto"/>
-        <w:rPr>
-          <w:rFonts w:ascii="Calibri" w:hAnsi="Calibri" w:cs="Calibri"/>
-          <w:sz w:val="24"/>
-          <w:szCs w:val="24"/>
-          <w:lang w:val="en-US"/>
-        </w:rPr>
-      </w:pPr>
-      <w:r>
-        <w:rPr>
-          <w:rFonts w:ascii="Calibri" w:hAnsi="Calibri" w:cs="Calibri"/>
-          <w:b/>
-          <w:bCs/>
-          <w:sz w:val="24"/>
-          <w:szCs w:val="24"/>
-          <w:lang w:val="en-US"/>
-        </w:rPr>
-        <w:t>p</w:t>
-      </w:r>
-      <w:r>
-        <w:rPr>
-          <w:rFonts w:ascii="Cambria Math" w:hAnsi="Cambria Math" w:cs="Cambria Math"/>
-          <w:b/>
-          <w:bCs/>
-          <w:sz w:val="24"/>
-          <w:szCs w:val="24"/>
-          <w:lang w:val="en-US"/>
-        </w:rPr>
-        <w:t>‑</w:t>
-      </w:r>
-      <w:r>
-        <w:rPr>
-          <w:rFonts w:ascii="Calibri" w:hAnsi="Calibri" w:cs="Calibri"/>
-          <w:b/>
-          <w:bCs/>
-          <w:sz w:val="24"/>
-          <w:szCs w:val="24"/>
-          <w:lang w:val="en-US"/>
-        </w:rPr>
-        <w:t>value:</w:t>
-      </w:r>
-      <w:r>
-        <w:rPr>
-          <w:rFonts w:ascii="Calibri" w:hAnsi="Calibri" w:cs="Calibri"/>
-          <w:sz w:val="24"/>
-          <w:szCs w:val="24"/>
-          <w:lang w:val="en-US"/>
-        </w:rPr>
-        <w:t xml:space="preserve"> 0.0001997</w:t>
-      </w:r>
-    </w:p>
-    <w:p>
-      <w:pPr>
-        <w:pStyle w:val="ListParagraph"/>
-        <w:numPr>
-          <w:ilvl w:val="0"/>
-          <w:numId w:val="16"/>
-        </w:numPr>
-        <w:spacing w:after="0" w:line="360" w:lineRule="auto"/>
-        <w:rPr>
-          <w:rFonts w:ascii="Calibri" w:hAnsi="Calibri" w:cs="Calibri"/>
-          <w:sz w:val="24"/>
-          <w:szCs w:val="24"/>
-          <w:lang w:val="en-US"/>
-        </w:rPr>
-      </w:pPr>
-      <w:r>
-        <w:rPr>
-          <w:rFonts w:ascii="Calibri" w:hAnsi="Calibri" w:cs="Calibri"/>
-          <w:b/>
-          <w:bCs/>
-          <w:sz w:val="24"/>
-          <w:szCs w:val="24"/>
-          <w:lang w:val="en-US"/>
-        </w:rPr>
-        <w:t>Conclusion:</w:t>
-      </w:r>
-      <w:r>
-        <w:rPr>
-          <w:rFonts w:ascii="Calibri" w:hAnsi="Calibri" w:cs="Calibri"/>
-          <w:sz w:val="24"/>
-          <w:szCs w:val="24"/>
-          <w:lang w:val="en-US"/>
-        </w:rPr>
-        <w:t xml:space="preserve"> Renewable energy increased significantly in the later period.</w:t>
-      </w:r>
-    </w:p>
-    <w:p>
-      <w:pPr>
-        <w:pStyle w:val="ListParagraph"/>
-        <w:numPr>
-          <w:ilvl w:val="0"/>
-          <w:numId w:val="16"/>
-        </w:numPr>
-        <w:spacing w:after="0" w:line="360" w:lineRule="auto"/>
-        <w:rPr>
-          <w:rFonts w:ascii="Calibri" w:hAnsi="Calibri" w:cs="Calibri"/>
-          <w:sz w:val="24"/>
-          <w:szCs w:val="24"/>
-          <w:lang w:val="en-US"/>
-        </w:rPr>
-      </w:pPr>
-      <w:r>
-        <w:rPr>
-          <w:rFonts w:ascii="Calibri" w:hAnsi="Calibri" w:cs="Calibri"/>
-          <w:sz w:val="24"/>
-          <w:szCs w:val="24"/>
-          <w:lang w:val="en-US"/>
-        </w:rPr>
-        <w:t>Mean increased from 743,948.6 GWh to 823,761.4 GWh.</w:t>
+          <w:sz w:val="24"/>
+          <w:szCs w:val="24"/>
+          <w:lang w:val="en-US"/>
+        </w:rPr>
+      </w:pPr>
+      <w:r>
+        <w:rPr>
+          <w:rFonts w:ascii="Calibri" w:hAnsi="Calibri" w:cs="Calibri"/>
+          <w:sz w:val="24"/>
+          <w:szCs w:val="24"/>
+        </w:rPr>
+        <w:t>For renewable energy, the p</w:t>
+      </w:r>
+      <w:r>
+        <w:rPr>
+          <w:rFonts w:ascii="Calibri" w:hAnsi="Calibri" w:cs="Calibri"/>
+          <w:sz w:val="24"/>
+          <w:szCs w:val="24"/>
+        </w:rPr>
+        <w:noBreakHyphen/>
+        <w:t>value of 0.0001997 indicates a significant increase in the later period (2011–2016). Mean renewable generation rose from 743,948.6 GWh to 823,761.4 GWh, confirming substantial growth. For non</w:t>
+      </w:r>
+      <w:r>
+        <w:rPr>
+          <w:rFonts w:ascii="Calibri" w:hAnsi="Calibri" w:cs="Calibri"/>
+          <w:sz w:val="24"/>
+          <w:szCs w:val="24"/>
+        </w:rPr>
+        <w:noBreakHyphen/>
+        <w:t>renewable energy, the p</w:t>
+      </w:r>
+      <w:r>
+        <w:rPr>
+          <w:rFonts w:ascii="Calibri" w:hAnsi="Calibri" w:cs="Calibri"/>
+          <w:sz w:val="24"/>
+          <w:szCs w:val="24"/>
+        </w:rPr>
+        <w:noBreakHyphen/>
+        <w:t>value of 0.2465 indicates no significant change between periods, suggesting that production remained stable.</w:t>
       </w:r>
     </w:p>
     <w:p>
@@ -2868,171 +1937,6 @@
     </w:p>
     <w:p>
       <w:pPr>
-        <w:spacing w:after="0" w:line="360" w:lineRule="auto"/>
-        <w:rPr>
-          <w:rFonts w:ascii="Calibri" w:hAnsi="Calibri" w:cs="Calibri"/>
-          <w:b/>
-          <w:bCs/>
-          <w:sz w:val="24"/>
-          <w:szCs w:val="24"/>
-          <w:lang w:val="en-US"/>
-        </w:rPr>
-      </w:pPr>
-      <w:r>
-        <w:rPr>
-          <w:rFonts w:ascii="Calibri" w:hAnsi="Calibri" w:cs="Calibri"/>
-          <w:b/>
-          <w:bCs/>
-          <w:sz w:val="24"/>
-          <w:szCs w:val="24"/>
-          <w:lang w:val="en-US"/>
-        </w:rPr>
-        <w:t>Non</w:t>
-      </w:r>
-      <w:r>
-        <w:rPr>
-          <w:rFonts w:ascii="Cambria Math" w:hAnsi="Cambria Math" w:cs="Cambria Math"/>
-          <w:b/>
-          <w:bCs/>
-          <w:sz w:val="24"/>
-          <w:szCs w:val="24"/>
-          <w:lang w:val="en-US"/>
-        </w:rPr>
-        <w:t>‑</w:t>
-      </w:r>
-      <w:r>
-        <w:rPr>
-          <w:rFonts w:ascii="Calibri" w:hAnsi="Calibri" w:cs="Calibri"/>
-          <w:b/>
-          <w:bCs/>
-          <w:sz w:val="24"/>
-          <w:szCs w:val="24"/>
-          <w:lang w:val="en-US"/>
-        </w:rPr>
-        <w:t>Renewable Energy</w:t>
-      </w:r>
-    </w:p>
-    <w:p>
-      <w:pPr>
-        <w:pStyle w:val="ListParagraph"/>
-        <w:numPr>
-          <w:ilvl w:val="0"/>
-          <w:numId w:val="17"/>
-        </w:numPr>
-        <w:spacing w:line="360" w:lineRule="auto"/>
-        <w:rPr>
-          <w:rFonts w:ascii="Calibri" w:hAnsi="Calibri" w:cs="Calibri"/>
-          <w:sz w:val="24"/>
-          <w:szCs w:val="24"/>
-          <w:lang w:val="en-US"/>
-        </w:rPr>
-      </w:pPr>
-      <w:r>
-        <w:rPr>
-          <w:rFonts w:ascii="Calibri" w:hAnsi="Calibri" w:cs="Calibri"/>
-          <w:b/>
-          <w:bCs/>
-          <w:sz w:val="24"/>
-          <w:szCs w:val="24"/>
-          <w:lang w:val="en-US"/>
-        </w:rPr>
-        <w:t>p</w:t>
-      </w:r>
-      <w:r>
-        <w:rPr>
-          <w:rFonts w:ascii="Cambria Math" w:hAnsi="Cambria Math" w:cs="Cambria Math"/>
-          <w:b/>
-          <w:bCs/>
-          <w:sz w:val="24"/>
-          <w:szCs w:val="24"/>
-          <w:lang w:val="en-US"/>
-        </w:rPr>
-        <w:t>‑</w:t>
-      </w:r>
-      <w:r>
-        <w:rPr>
-          <w:rFonts w:ascii="Calibri" w:hAnsi="Calibri" w:cs="Calibri"/>
-          <w:b/>
-          <w:bCs/>
-          <w:sz w:val="24"/>
-          <w:szCs w:val="24"/>
-          <w:lang w:val="en-US"/>
-        </w:rPr>
-        <w:t>value:</w:t>
-      </w:r>
-      <w:r>
-        <w:rPr>
-          <w:rFonts w:ascii="Calibri" w:hAnsi="Calibri" w:cs="Calibri"/>
-          <w:sz w:val="24"/>
-          <w:szCs w:val="24"/>
-          <w:lang w:val="en-US"/>
-        </w:rPr>
-        <w:t xml:space="preserve"> 0.2465</w:t>
-      </w:r>
-    </w:p>
-    <w:p>
-      <w:pPr>
-        <w:pStyle w:val="ListParagraph"/>
-        <w:numPr>
-          <w:ilvl w:val="0"/>
-          <w:numId w:val="17"/>
-        </w:numPr>
-        <w:spacing w:line="360" w:lineRule="auto"/>
-        <w:rPr>
-          <w:rFonts w:ascii="Calibri" w:hAnsi="Calibri" w:cs="Calibri"/>
-          <w:sz w:val="24"/>
-          <w:szCs w:val="24"/>
-          <w:lang w:val="en-US"/>
-        </w:rPr>
-      </w:pPr>
-      <w:r>
-        <w:rPr>
-          <w:rFonts w:ascii="Calibri" w:hAnsi="Calibri" w:cs="Calibri"/>
-          <w:b/>
-          <w:bCs/>
-          <w:sz w:val="24"/>
-          <w:szCs w:val="24"/>
-          <w:lang w:val="en-US"/>
-        </w:rPr>
-        <w:t>Conclusion:</w:t>
-      </w:r>
-      <w:r>
-        <w:rPr>
-          <w:rFonts w:ascii="Calibri" w:hAnsi="Calibri" w:cs="Calibri"/>
-          <w:sz w:val="24"/>
-          <w:szCs w:val="24"/>
-          <w:lang w:val="en-US"/>
-        </w:rPr>
-        <w:t xml:space="preserve"> No significant change between periods.</w:t>
-      </w:r>
-    </w:p>
-    <w:p>
-      <w:pPr>
-        <w:pStyle w:val="ListParagraph"/>
-        <w:numPr>
-          <w:ilvl w:val="0"/>
-          <w:numId w:val="17"/>
-        </w:numPr>
-        <w:spacing w:line="360" w:lineRule="auto"/>
-        <w:rPr>
-          <w:rFonts w:ascii="Calibri" w:hAnsi="Calibri" w:cs="Calibri"/>
-          <w:sz w:val="24"/>
-          <w:szCs w:val="24"/>
-          <w:lang w:val="en-US"/>
-        </w:rPr>
-      </w:pPr>
-      <w:r>
-        <w:rPr>
-          <w:rFonts w:ascii="Calibri" w:hAnsi="Calibri" w:cs="Calibri"/>
-          <w:sz w:val="24"/>
-          <w:szCs w:val="24"/>
-          <w:lang w:val="en-US"/>
-        </w:rPr>
-        <w:t>Production remained stable.</w:t>
-      </w:r>
-    </w:p>
-    <w:p>
-      <w:pPr>
         <w:keepNext/>
         <w:jc w:val="center"/>
       </w:pPr>
@@ -3181,8 +2085,7 @@
           <w:rFonts w:ascii="Calibri" w:hAnsi="Calibri" w:cs="Calibri"/>
           <w:lang w:val="en-US"/>
         </w:rPr>
-        <w:lastRenderedPageBreak/>
-        <w:t>Discussion</w:t>
+        <w:t>Limitations</w:t>
       </w:r>
     </w:p>
     <w:p>
@@ -3202,425 +2105,234 @@
           <w:szCs w:val="24"/>
           <w:lang w:eastAsia="en-CA"/>
         </w:rPr>
-        <w:t>The analysis reveals several important insights:</w:t>
+        <w:t xml:space="preserve">Although the analysis provides meaningful insights, several limitations should be acknowledged. The dataset aggregates electricity generation at the national level, which obscures important provincial differences in energy production and policy. Renewable energy variability may also be influenced by weather patterns or hydrological conditions that are not </w:t>
+      </w:r>
+      <w:r>
+        <w:rPr>
+          <w:rFonts w:ascii="Calibri" w:eastAsia="Times New Roman" w:hAnsi="Calibri" w:cs="Calibri"/>
+          <w:sz w:val="24"/>
+          <w:szCs w:val="24"/>
+          <w:lang w:eastAsia="en-CA"/>
+        </w:rPr>
+        <w:lastRenderedPageBreak/>
+        <w:t>captured in the dataset. The statistical methods used assume independence between yearly observations and normality in the distribution of annual totals, assumptions that may not fully reflect the complexities of real</w:t>
+      </w:r>
+      <w:r>
+        <w:rPr>
+          <w:rFonts w:ascii="Calibri" w:eastAsia="Times New Roman" w:hAnsi="Calibri" w:cs="Calibri"/>
+          <w:sz w:val="24"/>
+          <w:szCs w:val="24"/>
+          <w:lang w:eastAsia="en-CA"/>
+        </w:rPr>
+        <w:noBreakHyphen/>
+        <w:t>world energy systems. Additionally, the dataset ends in 2016, meaning that more recent developments in renewable technology and policy are not represented.</w:t>
       </w:r>
     </w:p>
     <w:p>
       <w:pPr>
+        <w:pStyle w:val="Heading1"/>
+        <w:spacing w:before="0"/>
+        <w:rPr>
+          <w:rFonts w:ascii="Calibri" w:hAnsi="Calibri" w:cs="Calibri"/>
+          <w:lang w:val="en-US"/>
+        </w:rPr>
+      </w:pPr>
+      <w:r>
+        <w:rPr>
+          <w:rFonts w:ascii="Calibri" w:hAnsi="Calibri" w:cs="Calibri"/>
+          <w:lang w:val="en-US"/>
+        </w:rPr>
+        <w:t>Next Steps</w:t>
+      </w:r>
+    </w:p>
+    <w:p>
+      <w:pPr>
+        <w:spacing w:line="360" w:lineRule="auto"/>
+        <w:rPr>
+          <w:rFonts w:ascii="Calibri" w:hAnsi="Calibri" w:cs="Calibri"/>
+          <w:sz w:val="24"/>
+          <w:szCs w:val="24"/>
+        </w:rPr>
+      </w:pPr>
+      <w:r>
+        <w:rPr>
+          <w:rFonts w:ascii="Calibri" w:hAnsi="Calibri" w:cs="Calibri"/>
+          <w:sz w:val="24"/>
+          <w:szCs w:val="24"/>
+        </w:rPr>
+        <w:t>Future work could expand this analysis in several ways:</w:t>
+      </w:r>
+    </w:p>
+    <w:p>
+      <w:pPr>
         <w:numPr>
           <w:ilvl w:val="0"/>
-          <w:numId w:val="18"/>
+          <w:numId w:val="20"/>
         </w:numPr>
-        <w:spacing w:before="100" w:beforeAutospacing="1" w:after="100" w:afterAutospacing="1" w:line="360" w:lineRule="auto"/>
-        <w:rPr>
-          <w:rFonts w:ascii="Calibri" w:eastAsia="Times New Roman" w:hAnsi="Calibri" w:cs="Calibri"/>
-          <w:sz w:val="24"/>
-          <w:szCs w:val="24"/>
-          <w:lang w:eastAsia="en-CA"/>
-        </w:rPr>
-      </w:pPr>
-      <w:r>
-        <w:rPr>
-          <w:rFonts w:ascii="Calibri" w:eastAsia="Times New Roman" w:hAnsi="Calibri" w:cs="Calibri"/>
-          <w:sz w:val="24"/>
-          <w:szCs w:val="24"/>
-          <w:lang w:eastAsia="en-CA"/>
-        </w:rPr>
-        <w:t xml:space="preserve">Renewable energy production is </w:t>
-      </w:r>
-      <w:r>
-        <w:rPr>
-          <w:rFonts w:ascii="Calibri" w:eastAsia="Times New Roman" w:hAnsi="Calibri" w:cs="Calibri"/>
-          <w:b/>
-          <w:bCs/>
-          <w:sz w:val="24"/>
-          <w:szCs w:val="24"/>
-          <w:lang w:eastAsia="en-CA"/>
-        </w:rPr>
-        <w:t>substantially higher</w:t>
-      </w:r>
-      <w:r>
-        <w:rPr>
-          <w:rFonts w:ascii="Calibri" w:eastAsia="Times New Roman" w:hAnsi="Calibri" w:cs="Calibri"/>
-          <w:sz w:val="24"/>
-          <w:szCs w:val="24"/>
-          <w:lang w:eastAsia="en-CA"/>
-        </w:rPr>
-        <w:t xml:space="preserve"> than non</w:t>
-      </w:r>
-      <w:r>
-        <w:rPr>
-          <w:rFonts w:ascii="Calibri" w:eastAsia="Times New Roman" w:hAnsi="Calibri" w:cs="Calibri"/>
-          <w:sz w:val="24"/>
-          <w:szCs w:val="24"/>
-          <w:lang w:eastAsia="en-CA"/>
-        </w:rPr>
-        <w:noBreakHyphen/>
-        <w:t>renewable production across all years.</w:t>
+        <w:spacing w:line="360" w:lineRule="auto"/>
+        <w:rPr>
+          <w:rFonts w:ascii="Calibri" w:hAnsi="Calibri" w:cs="Calibri"/>
+          <w:sz w:val="24"/>
+          <w:szCs w:val="24"/>
+        </w:rPr>
+      </w:pPr>
+      <w:r>
+        <w:rPr>
+          <w:rFonts w:ascii="Calibri" w:hAnsi="Calibri" w:cs="Calibri"/>
+          <w:sz w:val="24"/>
+          <w:szCs w:val="24"/>
+        </w:rPr>
+        <w:t>Incorporating data beyond 2016 to capture more recent renewable energy growth</w:t>
       </w:r>
     </w:p>
     <w:p>
       <w:pPr>
         <w:numPr>
           <w:ilvl w:val="0"/>
-          <w:numId w:val="18"/>
+          <w:numId w:val="20"/>
         </w:numPr>
-        <w:spacing w:before="100" w:beforeAutospacing="1" w:after="100" w:afterAutospacing="1" w:line="360" w:lineRule="auto"/>
-        <w:rPr>
-          <w:rFonts w:ascii="Calibri" w:eastAsia="Times New Roman" w:hAnsi="Calibri" w:cs="Calibri"/>
-          <w:sz w:val="24"/>
-          <w:szCs w:val="24"/>
-          <w:lang w:eastAsia="en-CA"/>
-        </w:rPr>
-      </w:pPr>
-      <w:r>
-        <w:rPr>
-          <w:rFonts w:ascii="Calibri" w:eastAsia="Times New Roman" w:hAnsi="Calibri" w:cs="Calibri"/>
-          <w:sz w:val="24"/>
-          <w:szCs w:val="24"/>
-          <w:lang w:eastAsia="en-CA"/>
-        </w:rPr>
-        <w:t xml:space="preserve">Renewable energy shows </w:t>
-      </w:r>
-      <w:r>
-        <w:rPr>
-          <w:rFonts w:ascii="Calibri" w:eastAsia="Times New Roman" w:hAnsi="Calibri" w:cs="Calibri"/>
-          <w:b/>
-          <w:bCs/>
-          <w:sz w:val="24"/>
-          <w:szCs w:val="24"/>
-          <w:lang w:eastAsia="en-CA"/>
-        </w:rPr>
-        <w:t>greater variability</w:t>
-      </w:r>
-      <w:r>
-        <w:rPr>
-          <w:rFonts w:ascii="Calibri" w:eastAsia="Times New Roman" w:hAnsi="Calibri" w:cs="Calibri"/>
-          <w:sz w:val="24"/>
-          <w:szCs w:val="24"/>
-          <w:lang w:eastAsia="en-CA"/>
-        </w:rPr>
-        <w:t>, largely due to weather</w:t>
-      </w:r>
-      <w:r>
-        <w:rPr>
-          <w:rFonts w:ascii="Calibri" w:eastAsia="Times New Roman" w:hAnsi="Calibri" w:cs="Calibri"/>
-          <w:sz w:val="24"/>
-          <w:szCs w:val="24"/>
-          <w:lang w:eastAsia="en-CA"/>
+        <w:spacing w:line="360" w:lineRule="auto"/>
+        <w:rPr>
+          <w:rFonts w:ascii="Calibri" w:hAnsi="Calibri" w:cs="Calibri"/>
+          <w:sz w:val="24"/>
+          <w:szCs w:val="24"/>
+        </w:rPr>
+      </w:pPr>
+      <w:r>
+        <w:rPr>
+          <w:rFonts w:ascii="Calibri" w:hAnsi="Calibri" w:cs="Calibri"/>
+          <w:sz w:val="24"/>
+          <w:szCs w:val="24"/>
+        </w:rPr>
+        <w:t>Conducting a provincial</w:t>
+      </w:r>
+      <w:r>
+        <w:rPr>
+          <w:rFonts w:ascii="Calibri" w:hAnsi="Calibri" w:cs="Calibri"/>
+          <w:sz w:val="24"/>
+          <w:szCs w:val="24"/>
         </w:rPr>
         <w:noBreakHyphen/>
-        <w:t>dependent sources such as wind and solar.</w:t>
+        <w:t>level analysis to identify regional drivers of change</w:t>
       </w:r>
     </w:p>
     <w:p>
       <w:pPr>
         <w:numPr>
           <w:ilvl w:val="0"/>
-          <w:numId w:val="18"/>
+          <w:numId w:val="20"/>
         </w:numPr>
-        <w:spacing w:before="100" w:beforeAutospacing="1" w:after="100" w:afterAutospacing="1" w:line="360" w:lineRule="auto"/>
-        <w:rPr>
-          <w:rFonts w:ascii="Calibri" w:eastAsia="Times New Roman" w:hAnsi="Calibri" w:cs="Calibri"/>
-          <w:sz w:val="24"/>
-          <w:szCs w:val="24"/>
-          <w:lang w:eastAsia="en-CA"/>
-        </w:rPr>
-      </w:pPr>
-      <w:r>
-        <w:rPr>
-          <w:rFonts w:ascii="Calibri" w:eastAsia="Times New Roman" w:hAnsi="Calibri" w:cs="Calibri"/>
-          <w:sz w:val="24"/>
-          <w:szCs w:val="24"/>
-          <w:lang w:eastAsia="en-CA"/>
-        </w:rPr>
-        <w:t>Non</w:t>
-      </w:r>
-      <w:r>
-        <w:rPr>
-          <w:rFonts w:ascii="Calibri" w:eastAsia="Times New Roman" w:hAnsi="Calibri" w:cs="Calibri"/>
-          <w:sz w:val="24"/>
-          <w:szCs w:val="24"/>
-          <w:lang w:eastAsia="en-CA"/>
+        <w:spacing w:line="360" w:lineRule="auto"/>
+        <w:rPr>
+          <w:rFonts w:ascii="Calibri" w:hAnsi="Calibri" w:cs="Calibri"/>
+          <w:sz w:val="24"/>
+          <w:szCs w:val="24"/>
+        </w:rPr>
+      </w:pPr>
+      <w:r>
+        <w:rPr>
+          <w:rFonts w:ascii="Calibri" w:hAnsi="Calibri" w:cs="Calibri"/>
+          <w:sz w:val="24"/>
+          <w:szCs w:val="24"/>
+        </w:rPr>
+        <w:t>Integrating weather or climate variables to explain year</w:t>
+      </w:r>
+      <w:r>
+        <w:rPr>
+          <w:rFonts w:ascii="Calibri" w:hAnsi="Calibri" w:cs="Calibri"/>
+          <w:sz w:val="24"/>
+          <w:szCs w:val="24"/>
         </w:rPr>
         <w:noBreakHyphen/>
-        <w:t xml:space="preserve">renewable energy remains </w:t>
-      </w:r>
-      <w:r>
-        <w:rPr>
-          <w:rFonts w:ascii="Calibri" w:eastAsia="Times New Roman" w:hAnsi="Calibri" w:cs="Calibri"/>
-          <w:b/>
-          <w:bCs/>
-          <w:sz w:val="24"/>
-          <w:szCs w:val="24"/>
-          <w:lang w:eastAsia="en-CA"/>
-        </w:rPr>
-        <w:t>stable and predictable</w:t>
-      </w:r>
-      <w:r>
-        <w:rPr>
-          <w:rFonts w:ascii="Calibri" w:eastAsia="Times New Roman" w:hAnsi="Calibri" w:cs="Calibri"/>
-          <w:sz w:val="24"/>
-          <w:szCs w:val="24"/>
-          <w:lang w:eastAsia="en-CA"/>
-        </w:rPr>
-        <w:t>, reflecting the reliability of fossil fuel–based systems.</w:t>
+        <w:t>to</w:t>
+      </w:r>
+      <w:r>
+        <w:rPr>
+          <w:rFonts w:ascii="Calibri" w:hAnsi="Calibri" w:cs="Calibri"/>
+          <w:sz w:val="24"/>
+          <w:szCs w:val="24"/>
+        </w:rPr>
+        <w:noBreakHyphen/>
+        <w:t>year variability in renewable generation</w:t>
       </w:r>
     </w:p>
     <w:p>
       <w:pPr>
         <w:numPr>
           <w:ilvl w:val="0"/>
-          <w:numId w:val="18"/>
+          <w:numId w:val="20"/>
         </w:numPr>
-        <w:spacing w:before="100" w:beforeAutospacing="1" w:after="100" w:afterAutospacing="1" w:line="360" w:lineRule="auto"/>
-        <w:rPr>
-          <w:rFonts w:ascii="Calibri" w:eastAsia="Times New Roman" w:hAnsi="Calibri" w:cs="Calibri"/>
-          <w:sz w:val="24"/>
-          <w:szCs w:val="24"/>
-          <w:lang w:eastAsia="en-CA"/>
-        </w:rPr>
-      </w:pPr>
-      <w:r>
-        <w:rPr>
-          <w:rFonts w:ascii="Calibri" w:eastAsia="Times New Roman" w:hAnsi="Calibri" w:cs="Calibri"/>
-          <w:sz w:val="24"/>
-          <w:szCs w:val="24"/>
-          <w:lang w:eastAsia="en-CA"/>
-        </w:rPr>
-        <w:t xml:space="preserve">Renewable energy production </w:t>
-      </w:r>
-      <w:r>
-        <w:rPr>
-          <w:rFonts w:ascii="Calibri" w:eastAsia="Times New Roman" w:hAnsi="Calibri" w:cs="Calibri"/>
-          <w:b/>
-          <w:bCs/>
-          <w:sz w:val="24"/>
-          <w:szCs w:val="24"/>
-          <w:lang w:eastAsia="en-CA"/>
-        </w:rPr>
-        <w:t>increased significantly</w:t>
-      </w:r>
-      <w:r>
-        <w:rPr>
-          <w:rFonts w:ascii="Calibri" w:eastAsia="Times New Roman" w:hAnsi="Calibri" w:cs="Calibri"/>
-          <w:sz w:val="24"/>
-          <w:szCs w:val="24"/>
-          <w:lang w:eastAsia="en-CA"/>
-        </w:rPr>
-        <w:t xml:space="preserve"> in the later years, while non</w:t>
-      </w:r>
-      <w:r>
-        <w:rPr>
-          <w:rFonts w:ascii="Calibri" w:eastAsia="Times New Roman" w:hAnsi="Calibri" w:cs="Calibri"/>
-          <w:sz w:val="24"/>
-          <w:szCs w:val="24"/>
-          <w:lang w:eastAsia="en-CA"/>
+        <w:spacing w:line="360" w:lineRule="auto"/>
+        <w:rPr>
+          <w:rFonts w:ascii="Calibri" w:hAnsi="Calibri" w:cs="Calibri"/>
+          <w:sz w:val="24"/>
+          <w:szCs w:val="24"/>
+        </w:rPr>
+      </w:pPr>
+      <w:r>
+        <w:rPr>
+          <w:rFonts w:ascii="Calibri" w:hAnsi="Calibri" w:cs="Calibri"/>
+          <w:sz w:val="24"/>
+          <w:szCs w:val="24"/>
+        </w:rPr>
+        <w:t>Applying time</w:t>
+      </w:r>
+      <w:r>
+        <w:rPr>
+          <w:rFonts w:ascii="Calibri" w:hAnsi="Calibri" w:cs="Calibri"/>
+          <w:sz w:val="24"/>
+          <w:szCs w:val="24"/>
         </w:rPr>
         <w:noBreakHyphen/>
-        <w:t>renewable production did not change meaningfully.</w:t>
+        <w:t>series forecasting methods to project future production levels</w:t>
       </w:r>
     </w:p>
     <w:p>
       <w:pPr>
-        <w:spacing w:before="100" w:beforeAutospacing="1" w:after="100" w:afterAutospacing="1" w:line="360" w:lineRule="auto"/>
-        <w:rPr>
-          <w:rFonts w:ascii="Calibri" w:eastAsia="Times New Roman" w:hAnsi="Calibri" w:cs="Calibri"/>
-          <w:sz w:val="24"/>
-          <w:szCs w:val="24"/>
-          <w:lang w:eastAsia="en-CA"/>
-        </w:rPr>
-      </w:pPr>
-      <w:r>
-        <w:rPr>
-          <w:rFonts w:ascii="Calibri" w:eastAsia="Times New Roman" w:hAnsi="Calibri" w:cs="Calibri"/>
-          <w:sz w:val="24"/>
-          <w:szCs w:val="24"/>
-          <w:lang w:eastAsia="en-CA"/>
-        </w:rPr>
-        <w:t>These findings suggest that Canada made measurable progress toward cleaner energy generation during the study period. However, renewable energy’s variability highlights the continued importance of maintaining reliable non</w:t>
-      </w:r>
-      <w:r>
-        <w:rPr>
-          <w:rFonts w:ascii="Calibri" w:eastAsia="Times New Roman" w:hAnsi="Calibri" w:cs="Calibri"/>
-          <w:sz w:val="24"/>
-          <w:szCs w:val="24"/>
-          <w:lang w:eastAsia="en-CA"/>
-        </w:rPr>
-        <w:noBreakHyphen/>
-        <w:t>renewable sources, especially during periods of high demand or adverse weather conditions.</w:t>
+        <w:numPr>
+          <w:ilvl w:val="0"/>
+          <w:numId w:val="20"/>
+        </w:numPr>
+        <w:spacing w:line="360" w:lineRule="auto"/>
+        <w:rPr>
+          <w:rFonts w:ascii="Calibri" w:hAnsi="Calibri" w:cs="Calibri"/>
+          <w:sz w:val="24"/>
+          <w:szCs w:val="24"/>
+        </w:rPr>
+      </w:pPr>
+      <w:r>
+        <w:rPr>
+          <w:rFonts w:ascii="Calibri" w:hAnsi="Calibri" w:cs="Calibri"/>
+          <w:sz w:val="24"/>
+          <w:szCs w:val="24"/>
+        </w:rPr>
+        <w:t>Evaluating the impact of major policy changes, such as carbon pricing or renewable incentives</w:t>
       </w:r>
     </w:p>
     <w:p>
       <w:pPr>
-        <w:pStyle w:val="Heading1"/>
-        <w:spacing w:before="0"/>
-        <w:rPr>
-          <w:rFonts w:ascii="Calibri" w:hAnsi="Calibri" w:cs="Calibri"/>
-          <w:lang w:val="en-US"/>
-        </w:rPr>
-      </w:pPr>
-      <w:r>
-        <w:rPr>
-          <w:rFonts w:ascii="Calibri" w:hAnsi="Calibri" w:cs="Calibri"/>
-          <w:lang w:val="en-US"/>
-        </w:rPr>
-        <w:t>Conclusion</w:t>
+        <w:numPr>
+          <w:ilvl w:val="0"/>
+          <w:numId w:val="20"/>
+        </w:numPr>
+        <w:spacing w:line="360" w:lineRule="auto"/>
+        <w:rPr>
+          <w:rFonts w:ascii="Calibri" w:hAnsi="Calibri" w:cs="Calibri"/>
+          <w:sz w:val="24"/>
+          <w:szCs w:val="24"/>
+        </w:rPr>
+      </w:pPr>
+      <w:r>
+        <w:rPr>
+          <w:rFonts w:ascii="Calibri" w:hAnsi="Calibri" w:cs="Calibri"/>
+          <w:sz w:val="24"/>
+          <w:szCs w:val="24"/>
+        </w:rPr>
+        <w:t>Comparing Canada’s energy trends with those of other countries to contextualize national progress</w:t>
       </w:r>
     </w:p>
     <w:p>
       <w:pPr>
-        <w:spacing w:line="360" w:lineRule="auto"/>
-        <w:rPr>
-          <w:rFonts w:ascii="Calibri" w:hAnsi="Calibri" w:cs="Calibri"/>
-          <w:sz w:val="24"/>
-          <w:szCs w:val="24"/>
-          <w:lang w:val="en-US"/>
-        </w:rPr>
-      </w:pPr>
-      <w:r>
-        <w:rPr>
-          <w:rFonts w:ascii="Calibri" w:hAnsi="Calibri" w:cs="Calibri"/>
-          <w:sz w:val="24"/>
-          <w:szCs w:val="24"/>
-          <w:lang w:val="en-US"/>
-        </w:rPr>
-        <w:t>From 2005 to 2016, Canada experienced:</w:t>
-      </w:r>
-    </w:p>
-    <w:p>
-      <w:pPr>
-        <w:pStyle w:val="ListParagraph"/>
-        <w:numPr>
-          <w:ilvl w:val="0"/>
-          <w:numId w:val="19"/>
-        </w:numPr>
-        <w:spacing w:line="360" w:lineRule="auto"/>
-        <w:rPr>
-          <w:rFonts w:ascii="Calibri" w:hAnsi="Calibri" w:cs="Calibri"/>
-          <w:sz w:val="24"/>
-          <w:szCs w:val="24"/>
-          <w:lang w:val="en-US"/>
-        </w:rPr>
-      </w:pPr>
-      <w:r>
-        <w:rPr>
-          <w:rFonts w:ascii="Calibri" w:hAnsi="Calibri" w:cs="Calibri"/>
-          <w:sz w:val="24"/>
-          <w:szCs w:val="24"/>
-          <w:lang w:val="en-US"/>
-        </w:rPr>
-        <w:t>rising renewable energy production</w:t>
-      </w:r>
-    </w:p>
-    <w:p>
-      <w:pPr>
-        <w:pStyle w:val="ListParagraph"/>
-        <w:numPr>
-          <w:ilvl w:val="0"/>
-          <w:numId w:val="19"/>
-        </w:numPr>
-        <w:spacing w:line="360" w:lineRule="auto"/>
-        <w:rPr>
-          <w:rFonts w:ascii="Calibri" w:hAnsi="Calibri" w:cs="Calibri"/>
-          <w:sz w:val="24"/>
-          <w:szCs w:val="24"/>
-          <w:lang w:val="en-US"/>
-        </w:rPr>
-      </w:pPr>
-      <w:r>
-        <w:rPr>
-          <w:rFonts w:ascii="Calibri" w:hAnsi="Calibri" w:cs="Calibri"/>
-          <w:sz w:val="24"/>
-          <w:szCs w:val="24"/>
-          <w:lang w:val="en-US"/>
-        </w:rPr>
-        <w:t>stable non</w:t>
-      </w:r>
-      <w:r>
-        <w:rPr>
-          <w:rFonts w:ascii="Cambria Math" w:hAnsi="Cambria Math" w:cs="Cambria Math"/>
-          <w:sz w:val="24"/>
-          <w:szCs w:val="24"/>
-          <w:lang w:val="en-US"/>
-        </w:rPr>
-        <w:t>‑</w:t>
-      </w:r>
-      <w:r>
-        <w:rPr>
-          <w:rFonts w:ascii="Calibri" w:hAnsi="Calibri" w:cs="Calibri"/>
-          <w:sz w:val="24"/>
-          <w:szCs w:val="24"/>
-          <w:lang w:val="en-US"/>
-        </w:rPr>
-        <w:t>renewable production</w:t>
-      </w:r>
-    </w:p>
-    <w:p>
-      <w:pPr>
-        <w:pStyle w:val="ListParagraph"/>
-        <w:numPr>
-          <w:ilvl w:val="0"/>
-          <w:numId w:val="19"/>
-        </w:numPr>
-        <w:spacing w:line="360" w:lineRule="auto"/>
-        <w:rPr>
-          <w:rFonts w:ascii="Calibri" w:hAnsi="Calibri" w:cs="Calibri"/>
-          <w:sz w:val="24"/>
-          <w:szCs w:val="24"/>
-          <w:lang w:val="en-US"/>
-        </w:rPr>
-      </w:pPr>
-      <w:r>
-        <w:rPr>
-          <w:rFonts w:ascii="Calibri" w:hAnsi="Calibri" w:cs="Calibri"/>
-          <w:sz w:val="24"/>
-          <w:szCs w:val="24"/>
-          <w:lang w:val="en-US"/>
-        </w:rPr>
-        <w:t>significant differences in variability and long</w:t>
-      </w:r>
-      <w:r>
-        <w:rPr>
-          <w:rFonts w:ascii="Cambria Math" w:hAnsi="Cambria Math" w:cs="Cambria Math"/>
-          <w:sz w:val="24"/>
-          <w:szCs w:val="24"/>
-          <w:lang w:val="en-US"/>
-        </w:rPr>
-        <w:t>‑</w:t>
-      </w:r>
-      <w:r>
-        <w:rPr>
-          <w:rFonts w:ascii="Calibri" w:hAnsi="Calibri" w:cs="Calibri"/>
-          <w:sz w:val="24"/>
-          <w:szCs w:val="24"/>
-          <w:lang w:val="en-US"/>
-        </w:rPr>
-        <w:t>term trends</w:t>
-      </w:r>
-    </w:p>
-    <w:p>
-      <w:pPr>
-        <w:spacing w:line="360" w:lineRule="auto"/>
-        <w:rPr>
-          <w:rFonts w:ascii="Calibri" w:hAnsi="Calibri" w:cs="Calibri"/>
-          <w:sz w:val="24"/>
-          <w:szCs w:val="24"/>
-          <w:lang w:val="en-US"/>
-        </w:rPr>
-      </w:pPr>
-      <w:r>
-        <w:rPr>
-          <w:rFonts w:ascii="Calibri" w:hAnsi="Calibri" w:cs="Calibri"/>
-          <w:sz w:val="24"/>
-          <w:szCs w:val="24"/>
-          <w:lang w:val="en-US"/>
-        </w:rPr>
-        <w:t>Overall, the country appears to be moving in a positive direction toward sustainable energy generation. Future work should incorporate more recent data, as energy policies, technologies, and climate conditions have evolved significantly since 2016.</w:t>
-      </w:r>
-    </w:p>
-    <w:p>
-      <w:pPr>
         <w:pStyle w:val="Heading1"/>
         <w:rPr>
           <w:rFonts w:ascii="Calibri" w:hAnsi="Calibri" w:cs="Calibri"/>
@@ -3632,7 +2344,6 @@
           <w:rFonts w:ascii="Calibri" w:hAnsi="Calibri" w:cs="Calibri"/>
           <w:lang w:val="en-US"/>
         </w:rPr>
-        <w:lastRenderedPageBreak/>
         <w:t>References</w:t>
       </w:r>
     </w:p>
@@ -4705,6 +3416,119 @@
     </w:lvl>
   </w:abstractNum>
   <w:abstractNum w:abstractNumId="7" w15:restartNumberingAfterBreak="0">
+    <w:nsid w:val="27EF3852"/>
+    <w:multiLevelType w:val="hybridMultilevel"/>
+    <w:tmpl w:val="59104746"/>
+    <w:lvl w:ilvl="0" w:tplc="10090001">
+      <w:start w:val="1"/>
+      <w:numFmt w:val="bullet"/>
+      <w:lvlText w:val=""/>
+      <w:lvlJc w:val="left"/>
+      <w:pPr>
+        <w:ind w:left="720" w:hanging="360"/>
+      </w:pPr>
+      <w:rPr>
+        <w:rFonts w:ascii="Symbol" w:hAnsi="Symbol" w:hint="default"/>
+      </w:rPr>
+    </w:lvl>
+    <w:lvl w:ilvl="1" w:tplc="10090003" w:tentative="1">
+      <w:start w:val="1"/>
+      <w:numFmt w:val="bullet"/>
+      <w:lvlText w:val="o"/>
+      <w:lvlJc w:val="left"/>
+      <w:pPr>
+        <w:ind w:left="1440" w:hanging="360"/>
+      </w:pPr>
+      <w:rPr>
+        <w:rFonts w:ascii="Courier New" w:hAnsi="Courier New" w:cs="Courier New" w:hint="default"/>
+      </w:rPr>
+    </w:lvl>
+    <w:lvl w:ilvl="2" w:tplc="10090005" w:tentative="1">
+      <w:start w:val="1"/>
+      <w:numFmt w:val="bullet"/>
+      <w:lvlText w:val=""/>
+      <w:lvlJc w:val="left"/>
+      <w:pPr>
+        <w:ind w:left="2160" w:hanging="360"/>
+      </w:pPr>
+      <w:rPr>
+        <w:rFonts w:ascii="Wingdings" w:hAnsi="Wingdings" w:hint="default"/>
+      </w:rPr>
+    </w:lvl>
+    <w:lvl w:ilvl="3" w:tplc="10090001" w:tentative="1">
+      <w:start w:val="1"/>
+      <w:numFmt w:val="bullet"/>
+      <w:lvlText w:val=""/>
+      <w:lvlJc w:val="left"/>
+      <w:pPr>
+        <w:ind w:left="2880" w:hanging="360"/>
+      </w:pPr>
+      <w:rPr>
+        <w:rFonts w:ascii="Symbol" w:hAnsi="Symbol" w:hint="default"/>
+      </w:rPr>
+    </w:lvl>
+    <w:lvl w:ilvl="4" w:tplc="10090003" w:tentative="1">
+      <w:start w:val="1"/>
+      <w:numFmt w:val="bullet"/>
+      <w:lvlText w:val="o"/>
+      <w:lvlJc w:val="left"/>
+      <w:pPr>
+        <w:ind w:left="3600" w:hanging="360"/>
+      </w:pPr>
+      <w:rPr>
+        <w:rFonts w:ascii="Courier New" w:hAnsi="Courier New" w:cs="Courier New" w:hint="default"/>
+      </w:rPr>
+    </w:lvl>
+    <w:lvl w:ilvl="5" w:tplc="10090005" w:tentative="1">
+      <w:start w:val="1"/>
+      <w:numFmt w:val="bullet"/>
+      <w:lvlText w:val=""/>
+      <w:lvlJc w:val="left"/>
+      <w:pPr>
+        <w:ind w:left="4320" w:hanging="360"/>
+      </w:pPr>
+      <w:rPr>
+        <w:rFonts w:ascii="Wingdings" w:hAnsi="Wingdings" w:hint="default"/>
+      </w:rPr>
+    </w:lvl>
+    <w:lvl w:ilvl="6" w:tplc="10090001" w:tentative="1">
+      <w:start w:val="1"/>
+      <w:numFmt w:val="bullet"/>
+      <w:lvlText w:val=""/>
+      <w:lvlJc w:val="left"/>
+      <w:pPr>
+        <w:ind w:left="5040" w:hanging="360"/>
+      </w:pPr>
+      <w:rPr>
+        <w:rFonts w:ascii="Symbol" w:hAnsi="Symbol" w:hint="default"/>
+      </w:rPr>
+    </w:lvl>
+    <w:lvl w:ilvl="7" w:tplc="10090003" w:tentative="1">
+      <w:start w:val="1"/>
+      <w:numFmt w:val="bullet"/>
+      <w:lvlText w:val="o"/>
+      <w:lvlJc w:val="left"/>
+      <w:pPr>
+        <w:ind w:left="5760" w:hanging="360"/>
+      </w:pPr>
+      <w:rPr>
+        <w:rFonts w:ascii="Courier New" w:hAnsi="Courier New" w:cs="Courier New" w:hint="default"/>
+      </w:rPr>
+    </w:lvl>
+    <w:lvl w:ilvl="8" w:tplc="10090005" w:tentative="1">
+      <w:start w:val="1"/>
+      <w:numFmt w:val="bullet"/>
+      <w:lvlText w:val=""/>
+      <w:lvlJc w:val="left"/>
+      <w:pPr>
+        <w:ind w:left="6480" w:hanging="360"/>
+      </w:pPr>
+      <w:rPr>
+        <w:rFonts w:ascii="Wingdings" w:hAnsi="Wingdings" w:hint="default"/>
+      </w:rPr>
+    </w:lvl>
+  </w:abstractNum>
+  <w:abstractNum w:abstractNumId="8" w15:restartNumberingAfterBreak="0">
     <w:nsid w:val="28EB0485"/>
     <w:multiLevelType w:val="hybridMultilevel"/>
     <w:tmpl w:val="745C7520"/>
@@ -4817,7 +3641,7 @@
       </w:rPr>
     </w:lvl>
   </w:abstractNum>
-  <w:abstractNum w:abstractNumId="8" w15:restartNumberingAfterBreak="0">
+  <w:abstractNum w:abstractNumId="9" w15:restartNumberingAfterBreak="0">
     <w:nsid w:val="2B0C2BC5"/>
     <w:multiLevelType w:val="hybridMultilevel"/>
     <w:tmpl w:val="BA2CC902"/>
@@ -4930,7 +3754,7 @@
       </w:rPr>
     </w:lvl>
   </w:abstractNum>
-  <w:abstractNum w:abstractNumId="9" w15:restartNumberingAfterBreak="0">
+  <w:abstractNum w:abstractNumId="10" w15:restartNumberingAfterBreak="0">
     <w:nsid w:val="36784A5C"/>
     <w:multiLevelType w:val="hybridMultilevel"/>
     <w:tmpl w:val="DA26889C"/>
@@ -5043,7 +3867,7 @@
       </w:rPr>
     </w:lvl>
   </w:abstractNum>
-  <w:abstractNum w:abstractNumId="10" w15:restartNumberingAfterBreak="0">
+  <w:abstractNum w:abstractNumId="11" w15:restartNumberingAfterBreak="0">
     <w:nsid w:val="36A347FC"/>
     <w:multiLevelType w:val="hybridMultilevel"/>
     <w:tmpl w:val="98D0FD62"/>
@@ -5156,7 +3980,7 @@
       </w:rPr>
     </w:lvl>
   </w:abstractNum>
-  <w:abstractNum w:abstractNumId="11" w15:restartNumberingAfterBreak="0">
+  <w:abstractNum w:abstractNumId="12" w15:restartNumberingAfterBreak="0">
     <w:nsid w:val="438F7F26"/>
     <w:multiLevelType w:val="hybridMultilevel"/>
     <w:tmpl w:val="36A0039E"/>
@@ -5269,7 +4093,7 @@
       </w:rPr>
     </w:lvl>
   </w:abstractNum>
-  <w:abstractNum w:abstractNumId="12" w15:restartNumberingAfterBreak="0">
+  <w:abstractNum w:abstractNumId="13" w15:restartNumberingAfterBreak="0">
     <w:nsid w:val="4E39171B"/>
     <w:multiLevelType w:val="hybridMultilevel"/>
     <w:tmpl w:val="2ADE0C74"/>
@@ -5382,7 +4206,156 @@
       </w:rPr>
     </w:lvl>
   </w:abstractNum>
-  <w:abstractNum w:abstractNumId="13" w15:restartNumberingAfterBreak="0">
+  <w:abstractNum w:abstractNumId="14" w15:restartNumberingAfterBreak="0">
+    <w:nsid w:val="4FAC3008"/>
+    <w:multiLevelType w:val="multilevel"/>
+    <w:tmpl w:val="C8121666"/>
+    <w:lvl w:ilvl="0">
+      <w:start w:val="1"/>
+      <w:numFmt w:val="bullet"/>
+      <w:lvlText w:val=""/>
+      <w:lvlJc w:val="left"/>
+      <w:pPr>
+        <w:tabs>
+          <w:tab w:val="num" w:pos="720"/>
+        </w:tabs>
+        <w:ind w:left="720" w:hanging="360"/>
+      </w:pPr>
+      <w:rPr>
+        <w:rFonts w:ascii="Symbol" w:hAnsi="Symbol" w:hint="default"/>
+        <w:sz w:val="20"/>
+      </w:rPr>
+    </w:lvl>
+    <w:lvl w:ilvl="1" w:tentative="1">
+      <w:start w:val="1"/>
+      <w:numFmt w:val="bullet"/>
+      <w:lvlText w:val="o"/>
+      <w:lvlJc w:val="left"/>
+      <w:pPr>
+        <w:tabs>
+          <w:tab w:val="num" w:pos="1440"/>
+        </w:tabs>
+        <w:ind w:left="1440" w:hanging="360"/>
+      </w:pPr>
+      <w:rPr>
+        <w:rFonts w:ascii="Courier New" w:hAnsi="Courier New" w:hint="default"/>
+        <w:sz w:val="20"/>
+      </w:rPr>
+    </w:lvl>
+    <w:lvl w:ilvl="2" w:tentative="1">
+      <w:start w:val="1"/>
+      <w:numFmt w:val="bullet"/>
+      <w:lvlText w:val=""/>
+      <w:lvlJc w:val="left"/>
+      <w:pPr>
+        <w:tabs>
+          <w:tab w:val="num" w:pos="2160"/>
+        </w:tabs>
+        <w:ind w:left="2160" w:hanging="360"/>
+      </w:pPr>
+      <w:rPr>
+        <w:rFonts w:ascii="Wingdings" w:hAnsi="Wingdings" w:hint="default"/>
+        <w:sz w:val="20"/>
+      </w:rPr>
+    </w:lvl>
+    <w:lvl w:ilvl="3" w:tentative="1">
+      <w:start w:val="1"/>
+      <w:numFmt w:val="bullet"/>
+      <w:lvlText w:val=""/>
+      <w:lvlJc w:val="left"/>
+      <w:pPr>
+        <w:tabs>
+          <w:tab w:val="num" w:pos="2880"/>
+        </w:tabs>
+        <w:ind w:left="2880" w:hanging="360"/>
+      </w:pPr>
+      <w:rPr>
+        <w:rFonts w:ascii="Wingdings" w:hAnsi="Wingdings" w:hint="default"/>
+        <w:sz w:val="20"/>
+      </w:rPr>
+    </w:lvl>
+    <w:lvl w:ilvl="4" w:tentative="1">
+      <w:start w:val="1"/>
+      <w:numFmt w:val="bullet"/>
+      <w:lvlText w:val=""/>
+      <w:lvlJc w:val="left"/>
+      <w:pPr>
+        <w:tabs>
+          <w:tab w:val="num" w:pos="3600"/>
+        </w:tabs>
+        <w:ind w:left="3600" w:hanging="360"/>
+      </w:pPr>
+      <w:rPr>
+        <w:rFonts w:ascii="Wingdings" w:hAnsi="Wingdings" w:hint="default"/>
+        <w:sz w:val="20"/>
+      </w:rPr>
+    </w:lvl>
+    <w:lvl w:ilvl="5" w:tentative="1">
+      <w:start w:val="1"/>
+      <w:numFmt w:val="bullet"/>
+      <w:lvlText w:val=""/>
+      <w:lvlJc w:val="left"/>
+      <w:pPr>
+        <w:tabs>
+          <w:tab w:val="num" w:pos="4320"/>
+        </w:tabs>
+        <w:ind w:left="4320" w:hanging="360"/>
+      </w:pPr>
+      <w:rPr>
+        <w:rFonts w:ascii="Wingdings" w:hAnsi="Wingdings" w:hint="default"/>
+        <w:sz w:val="20"/>
+      </w:rPr>
+    </w:lvl>
+    <w:lvl w:ilvl="6" w:tentative="1">
+      <w:start w:val="1"/>
+      <w:numFmt w:val="bullet"/>
+      <w:lvlText w:val=""/>
+      <w:lvlJc w:val="left"/>
+      <w:pPr>
+        <w:tabs>
+          <w:tab w:val="num" w:pos="5040"/>
+        </w:tabs>
+        <w:ind w:left="5040" w:hanging="360"/>
+      </w:pPr>
+      <w:rPr>
+        <w:rFonts w:ascii="Wingdings" w:hAnsi="Wingdings" w:hint="default"/>
+        <w:sz w:val="20"/>
+      </w:rPr>
+    </w:lvl>
+    <w:lvl w:ilvl="7" w:tentative="1">
+      <w:start w:val="1"/>
+      <w:numFmt w:val="bullet"/>
+      <w:lvlText w:val=""/>
+      <w:lvlJc w:val="left"/>
+      <w:pPr>
+        <w:tabs>
+          <w:tab w:val="num" w:pos="5760"/>
+        </w:tabs>
+        <w:ind w:left="5760" w:hanging="360"/>
+      </w:pPr>
+      <w:rPr>
+        <w:rFonts w:ascii="Wingdings" w:hAnsi="Wingdings" w:hint="default"/>
+        <w:sz w:val="20"/>
+      </w:rPr>
+    </w:lvl>
+    <w:lvl w:ilvl="8" w:tentative="1">
+      <w:start w:val="1"/>
+      <w:numFmt w:val="bullet"/>
+      <w:lvlText w:val=""/>
+      <w:lvlJc w:val="left"/>
+      <w:pPr>
+        <w:tabs>
+          <w:tab w:val="num" w:pos="6480"/>
+        </w:tabs>
+        <w:ind w:left="6480" w:hanging="360"/>
+      </w:pPr>
+      <w:rPr>
+        <w:rFonts w:ascii="Wingdings" w:hAnsi="Wingdings" w:hint="default"/>
+        <w:sz w:val="20"/>
+      </w:rPr>
+    </w:lvl>
+  </w:abstractNum>
+  <w:abstractNum w:abstractNumId="15" w15:restartNumberingAfterBreak="0">
     <w:nsid w:val="577C7492"/>
     <w:multiLevelType w:val="hybridMultilevel"/>
     <w:tmpl w:val="C060992A"/>
@@ -5495,7 +4468,120 @@
       </w:rPr>
     </w:lvl>
   </w:abstractNum>
-  <w:abstractNum w:abstractNumId="14" w15:restartNumberingAfterBreak="0">
+  <w:abstractNum w:abstractNumId="16" w15:restartNumberingAfterBreak="0">
+    <w:nsid w:val="5C3F179D"/>
+    <w:multiLevelType w:val="hybridMultilevel"/>
+    <w:tmpl w:val="A46433CA"/>
+    <w:lvl w:ilvl="0" w:tplc="10090001">
+      <w:start w:val="1"/>
+      <w:numFmt w:val="bullet"/>
+      <w:lvlText w:val=""/>
+      <w:lvlJc w:val="left"/>
+      <w:pPr>
+        <w:ind w:left="720" w:hanging="360"/>
+      </w:pPr>
+      <w:rPr>
+        <w:rFonts w:ascii="Symbol" w:hAnsi="Symbol" w:hint="default"/>
+      </w:rPr>
+    </w:lvl>
+    <w:lvl w:ilvl="1" w:tplc="10090003" w:tentative="1">
+      <w:start w:val="1"/>
+      <w:numFmt w:val="bullet"/>
+      <w:lvlText w:val="o"/>
+      <w:lvlJc w:val="left"/>
+      <w:pPr>
+        <w:ind w:left="1440" w:hanging="360"/>
+      </w:pPr>
+      <w:rPr>
+        <w:rFonts w:ascii="Courier New" w:hAnsi="Courier New" w:cs="Courier New" w:hint="default"/>
+      </w:rPr>
+    </w:lvl>
+    <w:lvl w:ilvl="2" w:tplc="10090005" w:tentative="1">
+      <w:start w:val="1"/>
+      <w:numFmt w:val="bullet"/>
+      <w:lvlText w:val=""/>
+      <w:lvlJc w:val="left"/>
+      <w:pPr>
+        <w:ind w:left="2160" w:hanging="360"/>
+      </w:pPr>
+      <w:rPr>
+        <w:rFonts w:ascii="Wingdings" w:hAnsi="Wingdings" w:hint="default"/>
+      </w:rPr>
+    </w:lvl>
+    <w:lvl w:ilvl="3" w:tplc="10090001" w:tentative="1">
+      <w:start w:val="1"/>
+      <w:numFmt w:val="bullet"/>
+      <w:lvlText w:val=""/>
+      <w:lvlJc w:val="left"/>
+      <w:pPr>
+        <w:ind w:left="2880" w:hanging="360"/>
+      </w:pPr>
+      <w:rPr>
+        <w:rFonts w:ascii="Symbol" w:hAnsi="Symbol" w:hint="default"/>
+      </w:rPr>
+    </w:lvl>
+    <w:lvl w:ilvl="4" w:tplc="10090003" w:tentative="1">
+      <w:start w:val="1"/>
+      <w:numFmt w:val="bullet"/>
+      <w:lvlText w:val="o"/>
+      <w:lvlJc w:val="left"/>
+      <w:pPr>
+        <w:ind w:left="3600" w:hanging="360"/>
+      </w:pPr>
+      <w:rPr>
+        <w:rFonts w:ascii="Courier New" w:hAnsi="Courier New" w:cs="Courier New" w:hint="default"/>
+      </w:rPr>
+    </w:lvl>
+    <w:lvl w:ilvl="5" w:tplc="10090005" w:tentative="1">
+      <w:start w:val="1"/>
+      <w:numFmt w:val="bullet"/>
+      <w:lvlText w:val=""/>
+      <w:lvlJc w:val="left"/>
+      <w:pPr>
+        <w:ind w:left="4320" w:hanging="360"/>
+      </w:pPr>
+      <w:rPr>
+        <w:rFonts w:ascii="Wingdings" w:hAnsi="Wingdings" w:hint="default"/>
+      </w:rPr>
+    </w:lvl>
+    <w:lvl w:ilvl="6" w:tplc="10090001" w:tentative="1">
+      <w:start w:val="1"/>
+      <w:numFmt w:val="bullet"/>
+      <w:lvlText w:val=""/>
+      <w:lvlJc w:val="left"/>
+      <w:pPr>
+        <w:ind w:left="5040" w:hanging="360"/>
+      </w:pPr>
+      <w:rPr>
+        <w:rFonts w:ascii="Symbol" w:hAnsi="Symbol" w:hint="default"/>
+      </w:rPr>
+    </w:lvl>
+    <w:lvl w:ilvl="7" w:tplc="10090003" w:tentative="1">
+      <w:start w:val="1"/>
+      <w:numFmt w:val="bullet"/>
+      <w:lvlText w:val="o"/>
+      <w:lvlJc w:val="left"/>
+      <w:pPr>
+        <w:ind w:left="5760" w:hanging="360"/>
+      </w:pPr>
+      <w:rPr>
+        <w:rFonts w:ascii="Courier New" w:hAnsi="Courier New" w:cs="Courier New" w:hint="default"/>
+      </w:rPr>
+    </w:lvl>
+    <w:lvl w:ilvl="8" w:tplc="10090005" w:tentative="1">
+      <w:start w:val="1"/>
+      <w:numFmt w:val="bullet"/>
+      <w:lvlText w:val=""/>
+      <w:lvlJc w:val="left"/>
+      <w:pPr>
+        <w:ind w:left="6480" w:hanging="360"/>
+      </w:pPr>
+      <w:rPr>
+        <w:rFonts w:ascii="Wingdings" w:hAnsi="Wingdings" w:hint="default"/>
+      </w:rPr>
+    </w:lvl>
+  </w:abstractNum>
+  <w:abstractNum w:abstractNumId="17" w15:restartNumberingAfterBreak="0">
     <w:nsid w:val="5F626F4D"/>
     <w:multiLevelType w:val="hybridMultilevel"/>
     <w:tmpl w:val="53766468"/>
@@ -5608,7 +4694,7 @@
       </w:rPr>
     </w:lvl>
   </w:abstractNum>
-  <w:abstractNum w:abstractNumId="15" w15:restartNumberingAfterBreak="0">
+  <w:abstractNum w:abstractNumId="18" w15:restartNumberingAfterBreak="0">
     <w:nsid w:val="6700301F"/>
     <w:multiLevelType w:val="hybridMultilevel"/>
     <w:tmpl w:val="DAE2BFC2"/>
@@ -5721,7 +4807,7 @@
       </w:rPr>
     </w:lvl>
   </w:abstractNum>
-  <w:abstractNum w:abstractNumId="16" w15:restartNumberingAfterBreak="0">
+  <w:abstractNum w:abstractNumId="19" w15:restartNumberingAfterBreak="0">
     <w:nsid w:val="68EB425B"/>
     <w:multiLevelType w:val="hybridMultilevel"/>
     <w:tmpl w:val="DD8E5104"/>
@@ -5834,7 +4920,7 @@
       </w:rPr>
     </w:lvl>
   </w:abstractNum>
-  <w:abstractNum w:abstractNumId="17" w15:restartNumberingAfterBreak="0">
+  <w:abstractNum w:abstractNumId="20" w15:restartNumberingAfterBreak="0">
     <w:nsid w:val="6D8F4676"/>
     <w:multiLevelType w:val="hybridMultilevel"/>
     <w:tmpl w:val="DD6ADB02"/>
@@ -5947,7 +5033,7 @@
       </w:rPr>
     </w:lvl>
   </w:abstractNum>
-  <w:abstractNum w:abstractNumId="18" w15:restartNumberingAfterBreak="0">
+  <w:abstractNum w:abstractNumId="21" w15:restartNumberingAfterBreak="0">
     <w:nsid w:val="77BA640F"/>
     <w:multiLevelType w:val="hybridMultilevel"/>
     <w:tmpl w:val="D53280D6"/>
@@ -6064,58 +5150,67 @@
     <w:abstractNumId w:val="5"/>
   </w:num>
   <w:num w:numId="2" w16cid:durableId="631667708">
-    <w:abstractNumId w:val="13"/>
+    <w:abstractNumId w:val="15"/>
   </w:num>
   <w:num w:numId="3" w16cid:durableId="1484927283">
     <w:abstractNumId w:val="6"/>
   </w:num>
   <w:num w:numId="4" w16cid:durableId="714277251">
-    <w:abstractNumId w:val="10"/>
+    <w:abstractNumId w:val="11"/>
   </w:num>
   <w:num w:numId="5" w16cid:durableId="1710641486">
-    <w:abstractNumId w:val="16"/>
+    <w:abstractNumId w:val="19"/>
   </w:num>
   <w:num w:numId="6" w16cid:durableId="908539030">
-    <w:abstractNumId w:val="8"/>
+    <w:abstractNumId w:val="9"/>
   </w:num>
   <w:num w:numId="7" w16cid:durableId="329843013">
-    <w:abstractNumId w:val="15"/>
+    <w:abstractNumId w:val="18"/>
   </w:num>
   <w:num w:numId="8" w16cid:durableId="1217165015">
-    <w:abstractNumId w:val="14"/>
+    <w:abstractNumId w:val="17"/>
   </w:num>
   <w:num w:numId="9" w16cid:durableId="1135759642">
     <w:abstractNumId w:val="1"/>
   </w:num>
   <w:num w:numId="10" w16cid:durableId="476845027">
-    <w:abstractNumId w:val="7"/>
+    <w:abstractNumId w:val="8"/>
   </w:num>
   <w:num w:numId="11" w16cid:durableId="24067382">
     <w:abstractNumId w:val="3"/>
   </w:num>
   <w:num w:numId="12" w16cid:durableId="1896820309">
-    <w:abstractNumId w:val="9"/>
+    <w:abstractNumId w:val="10"/>
   </w:num>
   <w:num w:numId="13" w16cid:durableId="630592174">
-    <w:abstractNumId w:val="11"/>
+    <w:abstractNumId w:val="12"/>
   </w:num>
   <w:num w:numId="14" w16cid:durableId="1904826686">
-    <w:abstractNumId w:val="18"/>
+    <w:abstractNumId w:val="21"/>
   </w:num>
   <w:num w:numId="15" w16cid:durableId="2030910667">
-    <w:abstractNumId w:val="17"/>
+    <w:abstractNumId w:val="20"/>
   </w:num>
   <w:num w:numId="16" w16cid:durableId="301930540">
     <w:abstractNumId w:val="4"/>
   </w:num>
   <w:num w:numId="17" w16cid:durableId="1741562536">
-    <w:abstractNumId w:val="12"/>
+    <w:abstractNumId w:val="13"/>
   </w:num>
   <w:num w:numId="18" w16cid:durableId="1736973357">
     <w:abstractNumId w:val="2"/>
   </w:num>
   <w:num w:numId="19" w16cid:durableId="544869896">
     <w:abstractNumId w:val="0"/>
+  </w:num>
+  <w:num w:numId="20" w16cid:durableId="1597862465">
+    <w:abstractNumId w:val="14"/>
+  </w:num>
+  <w:num w:numId="21" w16cid:durableId="896209975">
+    <w:abstractNumId w:val="7"/>
+  </w:num>
+  <w:num w:numId="22" w16cid:durableId="344017873">
+    <w:abstractNumId w:val="16"/>
   </w:num>
   <w:numIdMacAtCleanup w:val="19"/>
 </w:numbering>
@@ -7597,9 +6692,11 @@
   <w:rsids>
     <w:rsidRoot w:val="005D179A"/>
     <w:rsid w:val="00125FBC"/>
+    <w:rsid w:val="00246336"/>
     <w:rsid w:val="00380085"/>
     <w:rsid w:val="005158C6"/>
     <w:rsid w:val="005D179A"/>
+    <w:rsid w:val="00815204"/>
     <w:rsid w:val="00C042EA"/>
     <w:rsid w:val="00C453B9"/>
     <w:rsid w:val="00D07B20"/>
